--- a/template_lolos.docx
+++ b/template_lolos.docx
@@ -5,7 +5,7 @@
     <w:p>
       <w:pPr>
         <w:pStyle w:val="BodyText"/>
-        <w:ind w:left="142"/>
+        <w:ind w:firstLine="142"/>
         <w:rPr>
           <w:sz w:val="20"/>
           <w:szCs w:val="20"/>
@@ -17,16 +17,16 @@
           <w:lang w:val="en-US"/>
         </w:rPr>
         <w:drawing>
-          <wp:anchor distT="0" distB="0" distL="114300" distR="114300" simplePos="0" relativeHeight="251688960" behindDoc="0" locked="0" layoutInCell="1" allowOverlap="1" wp14:anchorId="1A79E5CD" wp14:editId="2F406B1E">
+          <wp:anchor distT="0" distB="0" distL="114300" distR="114300" simplePos="0" relativeHeight="251688960" behindDoc="0" locked="0" layoutInCell="1" allowOverlap="1" wp14:anchorId="1A79E5CD" wp14:editId="536B1BD6">
             <wp:simplePos x="0" y="0"/>
             <wp:positionH relativeFrom="column">
-              <wp:posOffset>4342881</wp:posOffset>
+              <wp:posOffset>4518660</wp:posOffset>
             </wp:positionH>
             <wp:positionV relativeFrom="paragraph">
-              <wp:posOffset>-581891</wp:posOffset>
+              <wp:posOffset>-312420</wp:posOffset>
             </wp:positionV>
-            <wp:extent cx="1737360" cy="1944370"/>
-            <wp:effectExtent l="0" t="0" r="0" b="0"/>
+            <wp:extent cx="1378585" cy="1542847"/>
+            <wp:effectExtent l="0" t="0" r="0" b="635"/>
             <wp:wrapNone/>
             <wp:docPr id="81" name="Picture 81"/>
             <wp:cNvGraphicFramePr>
@@ -54,7 +54,7 @@
                   <pic:spPr>
                     <a:xfrm>
                       <a:off x="0" y="0"/>
-                      <a:ext cx="1737360" cy="1944370"/>
+                      <a:ext cx="1378585" cy="1542847"/>
                     </a:xfrm>
                     <a:prstGeom prst="rect">
                       <a:avLst/>
@@ -74,30 +74,6 @@
       </w:r>
       <w:r>
         <w:rPr>
-          <w:noProof/>
-          <w:lang w:val="en-US"/>
-        </w:rPr>
-        <w:t>{{TANGGAL}}</w:t>
-      </w:r>
-      <w:r>
-        <w:rPr>
-          <w:sz w:val="20"/>
-          <w:szCs w:val="20"/>
-        </w:rPr>
-        <w:t xml:space="preserve"> </w:t>
-      </w:r>
-    </w:p>
-    <w:p>
-      <w:pPr>
-        <w:pStyle w:val="BodyText"/>
-        <w:ind w:left="142"/>
-        <w:rPr>
-          <w:sz w:val="20"/>
-          <w:szCs w:val="20"/>
-        </w:rPr>
-      </w:pPr>
-      <w:r>
-        <w:rPr>
           <w:sz w:val="20"/>
           <w:szCs w:val="20"/>
         </w:rPr>
@@ -301,7 +277,7 @@
           <w:sz w:val="20"/>
           <w:szCs w:val="20"/>
         </w:rPr>
-        <w:t>{{AREA_NAMA}}</w:t>
+        <w:t>{{AREA}}</w:t>
       </w:r>
     </w:p>
     <w:p>
@@ -510,7 +486,7 @@
                 <w:sz w:val="20"/>
                 <w:szCs w:val="20"/>
               </w:rPr>
-              <w:t>REKOMENDASI}}</w:t>
+              <w:t>REKOMENDASI</w:t>
             </w:r>
             <w:r>
               <w:rPr>
@@ -519,7 +495,7 @@
                 <w:sz w:val="20"/>
                 <w:szCs w:val="20"/>
               </w:rPr>
-              <w:t xml:space="preserve"> </w:t>
+              <w:t>_KAPITAL</w:t>
             </w:r>
             <w:r>
               <w:rPr>
@@ -528,7 +504,61 @@
                 <w:sz w:val="20"/>
                 <w:szCs w:val="20"/>
               </w:rPr>
-              <w:t>{{AREA}} – {{REG}}</w:t>
+              <w:t>}}</w:t>
+            </w:r>
+            <w:r>
+              <w:rPr>
+                <w:rFonts w:ascii="Arial" w:hAnsi="Arial"/>
+                <w:b/>
+                <w:sz w:val="20"/>
+                <w:szCs w:val="20"/>
+              </w:rPr>
+              <w:t xml:space="preserve"> </w:t>
+            </w:r>
+            <w:r>
+              <w:rPr>
+                <w:rFonts w:ascii="Arial" w:hAnsi="Arial"/>
+                <w:b/>
+                <w:sz w:val="20"/>
+                <w:szCs w:val="20"/>
+              </w:rPr>
+              <w:t>{{AREA</w:t>
+            </w:r>
+            <w:r>
+              <w:rPr>
+                <w:rFonts w:ascii="Arial" w:hAnsi="Arial"/>
+                <w:b/>
+                <w:sz w:val="20"/>
+                <w:szCs w:val="20"/>
+              </w:rPr>
+              <w:t>_KAPITAL</w:t>
+            </w:r>
+            <w:r>
+              <w:rPr>
+                <w:rFonts w:ascii="Arial" w:hAnsi="Arial"/>
+                <w:b/>
+                <w:sz w:val="20"/>
+                <w:szCs w:val="20"/>
+              </w:rPr>
+              <w:t>}} – {{REG</w:t>
+            </w:r>
+            <w:r>
+              <w:rPr>
+                <w:rFonts w:ascii="Arial" w:hAnsi="Arial"/>
+                <w:b/>
+                <w:sz w:val="20"/>
+                <w:szCs w:val="20"/>
+              </w:rPr>
+              <w:t>_KAPITAL</w:t>
+            </w:r>
+            <w:r>
+              <w:rPr>
+                <w:rFonts w:ascii="Arial" w:hAnsi="Arial"/>
+                <w:b/>
+                <w:sz w:val="20"/>
+                <w:szCs w:val="20"/>
+              </w:rPr>
+              <w:t>}}</w:t>
             </w:r>
           </w:p>
         </w:tc>
@@ -589,49 +619,21 @@
                 <w:sz w:val="16"/>
                 <w:szCs w:val="20"/>
               </w:rPr>
-              <w:t>Surat K</w:t>
-            </w:r>
-            <w:r>
-              <w:rPr>
-                <w:sz w:val="16"/>
-                <w:szCs w:val="20"/>
-              </w:rPr>
-              <w:t>C</w:t>
-            </w:r>
-            <w:r>
-              <w:rPr>
-                <w:sz w:val="16"/>
-                <w:szCs w:val="20"/>
-              </w:rPr>
-              <w:t xml:space="preserve"> Takengon </w:t>
-            </w:r>
-            <w:r>
-              <w:rPr>
-                <w:sz w:val="16"/>
-                <w:szCs w:val="20"/>
-              </w:rPr>
-              <w:t>No.06/</w:t>
-            </w:r>
-            <w:r>
-              <w:rPr>
-                <w:sz w:val="16"/>
-                <w:szCs w:val="20"/>
-              </w:rPr>
-              <w:t>1421</w:t>
-            </w:r>
-            <w:r>
-              <w:rPr>
-                <w:sz w:val="16"/>
-                <w:szCs w:val="20"/>
-              </w:rPr>
-              <w:t>-3/</w:t>
-            </w:r>
-            <w:r>
-              <w:rPr>
-                <w:sz w:val="16"/>
-                <w:szCs w:val="20"/>
-              </w:rPr>
-              <w:t>19054</w:t>
+              <w:t xml:space="preserve">Surat </w:t>
+            </w:r>
+            <w:r>
+              <w:rPr>
+                <w:sz w:val="16"/>
+                <w:szCs w:val="20"/>
+              </w:rPr>
+              <w:t xml:space="preserve">{{CAB}} </w:t>
+            </w:r>
+            <w:r>
+              <w:rPr>
+                <w:sz w:val="16"/>
+                <w:szCs w:val="20"/>
+              </w:rPr>
+              <w:t>{{NO_SURAT_CABANG}}</w:t>
             </w:r>
             <w:r>
               <w:rPr>
@@ -645,28 +647,7 @@
                 <w:sz w:val="16"/>
                 <w:szCs w:val="20"/>
               </w:rPr>
-              <w:t>Tanggal</w:t>
-            </w:r>
-            <w:r>
-              <w:rPr>
-                <w:sz w:val="16"/>
-                <w:szCs w:val="20"/>
-              </w:rPr>
-              <w:t xml:space="preserve"> </w:t>
-            </w:r>
-            <w:r>
-              <w:rPr>
-                <w:sz w:val="16"/>
-                <w:szCs w:val="20"/>
-              </w:rPr>
-              <w:t>23 Juli</w:t>
-            </w:r>
-            <w:r>
-              <w:rPr>
-                <w:sz w:val="16"/>
-                <w:szCs w:val="20"/>
-              </w:rPr>
-              <w:t xml:space="preserve"> 2026 Perihal Permohonan </w:t>
+              <w:t xml:space="preserve">Perihal Permohonan </w:t>
             </w:r>
             <w:r>
               <w:rPr>
@@ -1432,7 +1413,25 @@
           <w:sz w:val="20"/>
           <w:szCs w:val="20"/>
         </w:rPr>
-        <w:t>Assalaamu’alaykum</w:t>
+        <w:t>Assalaamu’ala</w:t>
+      </w:r>
+      <w:r>
+        <w:rPr>
+          <w:rFonts w:ascii="Arial" w:hAnsi="Arial"/>
+          <w:i/>
+          <w:sz w:val="20"/>
+          <w:szCs w:val="20"/>
+        </w:rPr>
+        <w:t>i</w:t>
+      </w:r>
+      <w:r>
+        <w:rPr>
+          <w:rFonts w:ascii="Arial" w:hAnsi="Arial"/>
+          <w:i/>
+          <w:sz w:val="20"/>
+          <w:szCs w:val="20"/>
+        </w:rPr>
+        <w:t>kum</w:t>
       </w:r>
       <w:r>
         <w:rPr>
@@ -1854,14 +1853,15 @@
     <w:tbl>
       <w:tblPr>
         <w:tblStyle w:val="TableGrid"/>
-        <w:tblW w:w="9710" w:type="dxa"/>
+        <w:tblW w:w="10182" w:type="dxa"/>
+        <w:tblInd w:w="-5" w:type="dxa"/>
         <w:tblLayout w:type="fixed"/>
         <w:tblLook w:val="04A0" w:firstRow="1" w:lastRow="0" w:firstColumn="1" w:lastColumn="0" w:noHBand="0" w:noVBand="1"/>
       </w:tblPr>
       <w:tblGrid>
-        <w:gridCol w:w="550"/>
+        <w:gridCol w:w="786"/>
         <w:gridCol w:w="700"/>
-        <w:gridCol w:w="900"/>
+        <w:gridCol w:w="1136"/>
         <w:gridCol w:w="1150"/>
         <w:gridCol w:w="1000"/>
         <w:gridCol w:w="1250"/>
@@ -1876,7 +1876,8 @@
         </w:trPr>
         <w:tc>
           <w:tcPr>
-            <w:tcW w:w="550" w:type="dxa"/>
+            <w:tcW w:w="786" w:type="dxa"/>
+            <w:shd w:val="clear" w:color="auto" w:fill="B4C6E7" w:themeFill="accent1" w:themeFillTint="66"/>
             <w:tcMar>
               <w:top w:w="10" w:type="dxa"/>
               <w:left w:w="15" w:type="dxa"/>
@@ -1916,6 +1917,386 @@
                 <w:szCs w:val="11"/>
               </w:rPr>
               <w:t>N</w:t>
+            </w:r>
+          </w:p>
+        </w:tc>
+        <w:tc>
+          <w:tcPr>
+            <w:tcW w:w="700" w:type="dxa"/>
+            <w:shd w:val="clear" w:color="auto" w:fill="B4C6E7" w:themeFill="accent1" w:themeFillTint="66"/>
+            <w:tcMar>
+              <w:top w:w="10" w:type="dxa"/>
+              <w:left w:w="15" w:type="dxa"/>
+              <w:bottom w:w="10" w:type="dxa"/>
+              <w:right w:w="15" w:type="dxa"/>
+            </w:tcMar>
+            <w:vAlign w:val="center"/>
+          </w:tcPr>
+          <w:p>
+            <w:pPr>
+              <w:pStyle w:val="BodyText"/>
+              <w:spacing w:line="200" w:lineRule="auto"/>
+              <w:ind w:right="189"/>
+              <w:jc w:val="both"/>
+              <w:rPr>
+                <w:sz w:val="11"/>
+                <w:szCs w:val="11"/>
+              </w:rPr>
+            </w:pPr>
+            <w:r>
+              <w:rPr>
+                <w:sz w:val="11"/>
+                <w:szCs w:val="11"/>
+              </w:rPr>
+              <w:t>AREA</w:t>
+            </w:r>
+          </w:p>
+        </w:tc>
+        <w:tc>
+          <w:tcPr>
+            <w:tcW w:w="1136" w:type="dxa"/>
+            <w:shd w:val="clear" w:color="auto" w:fill="B4C6E7" w:themeFill="accent1" w:themeFillTint="66"/>
+            <w:tcMar>
+              <w:top w:w="10" w:type="dxa"/>
+              <w:left w:w="15" w:type="dxa"/>
+              <w:bottom w:w="10" w:type="dxa"/>
+              <w:right w:w="15" w:type="dxa"/>
+            </w:tcMar>
+            <w:vAlign w:val="center"/>
+          </w:tcPr>
+          <w:p>
+            <w:pPr>
+              <w:pStyle w:val="BodyText"/>
+              <w:spacing w:line="200" w:lineRule="auto"/>
+              <w:ind w:right="189"/>
+              <w:jc w:val="both"/>
+              <w:rPr>
+                <w:sz w:val="11"/>
+                <w:szCs w:val="11"/>
+              </w:rPr>
+            </w:pPr>
+            <w:r>
+              <w:rPr>
+                <w:sz w:val="11"/>
+                <w:szCs w:val="11"/>
+              </w:rPr>
+              <w:t>NAMA CABANG</w:t>
+            </w:r>
+          </w:p>
+        </w:tc>
+        <w:tc>
+          <w:tcPr>
+            <w:tcW w:w="1150" w:type="dxa"/>
+            <w:shd w:val="clear" w:color="auto" w:fill="B4C6E7" w:themeFill="accent1" w:themeFillTint="66"/>
+            <w:tcMar>
+              <w:top w:w="10" w:type="dxa"/>
+              <w:left w:w="15" w:type="dxa"/>
+              <w:bottom w:w="10" w:type="dxa"/>
+              <w:right w:w="15" w:type="dxa"/>
+            </w:tcMar>
+            <w:vAlign w:val="center"/>
+          </w:tcPr>
+          <w:p>
+            <w:pPr>
+              <w:pStyle w:val="BodyText"/>
+              <w:spacing w:line="200" w:lineRule="auto"/>
+              <w:ind w:right="189"/>
+              <w:jc w:val="both"/>
+              <w:rPr>
+                <w:sz w:val="11"/>
+                <w:szCs w:val="11"/>
+              </w:rPr>
+            </w:pPr>
+            <w:r>
+              <w:rPr>
+                <w:sz w:val="11"/>
+                <w:szCs w:val="11"/>
+              </w:rPr>
+              <w:t>NAMA NASABAH</w:t>
+            </w:r>
+          </w:p>
+        </w:tc>
+        <w:tc>
+          <w:tcPr>
+            <w:tcW w:w="1000" w:type="dxa"/>
+            <w:shd w:val="clear" w:color="auto" w:fill="B4C6E7" w:themeFill="accent1" w:themeFillTint="66"/>
+            <w:tcMar>
+              <w:top w:w="10" w:type="dxa"/>
+              <w:left w:w="15" w:type="dxa"/>
+              <w:bottom w:w="10" w:type="dxa"/>
+              <w:right w:w="15" w:type="dxa"/>
+            </w:tcMar>
+            <w:vAlign w:val="center"/>
+          </w:tcPr>
+          <w:p>
+            <w:pPr>
+              <w:pStyle w:val="BodyText"/>
+              <w:spacing w:line="200" w:lineRule="auto"/>
+              <w:ind w:right="189"/>
+              <w:jc w:val="both"/>
+              <w:rPr>
+                <w:sz w:val="11"/>
+                <w:szCs w:val="11"/>
+              </w:rPr>
+            </w:pPr>
+            <w:r>
+              <w:rPr>
+                <w:sz w:val="11"/>
+                <w:szCs w:val="11"/>
+              </w:rPr>
+              <w:t>NO</w:t>
+            </w:r>
+            <w:r>
+              <w:rPr>
+                <w:sz w:val="11"/>
+                <w:szCs w:val="11"/>
+              </w:rPr>
+              <w:t xml:space="preserve"> </w:t>
+            </w:r>
+            <w:r>
+              <w:rPr>
+                <w:sz w:val="11"/>
+                <w:szCs w:val="11"/>
+              </w:rPr>
+              <w:t>WI</w:t>
+            </w:r>
+            <w:r>
+              <w:rPr>
+                <w:sz w:val="11"/>
+                <w:szCs w:val="11"/>
+              </w:rPr>
+              <w:t xml:space="preserve"> </w:t>
+            </w:r>
+            <w:r>
+              <w:rPr>
+                <w:sz w:val="11"/>
+                <w:szCs w:val="11"/>
+              </w:rPr>
+              <w:t>SE</w:t>
+            </w:r>
+          </w:p>
+        </w:tc>
+        <w:tc>
+          <w:tcPr>
+            <w:tcW w:w="1250" w:type="dxa"/>
+            <w:shd w:val="clear" w:color="auto" w:fill="B4C6E7" w:themeFill="accent1" w:themeFillTint="66"/>
+            <w:tcMar>
+              <w:top w:w="10" w:type="dxa"/>
+              <w:left w:w="15" w:type="dxa"/>
+              <w:bottom w:w="10" w:type="dxa"/>
+              <w:right w:w="15" w:type="dxa"/>
+            </w:tcMar>
+            <w:vAlign w:val="center"/>
+          </w:tcPr>
+          <w:p>
+            <w:pPr>
+              <w:pStyle w:val="BodyText"/>
+              <w:spacing w:line="200" w:lineRule="auto"/>
+              <w:ind w:right="189"/>
+              <w:jc w:val="both"/>
+              <w:rPr>
+                <w:sz w:val="11"/>
+                <w:szCs w:val="11"/>
+              </w:rPr>
+            </w:pPr>
+            <w:r>
+              <w:rPr>
+                <w:sz w:val="11"/>
+                <w:szCs w:val="11"/>
+              </w:rPr>
+              <w:t>SEGMEN</w:t>
+            </w:r>
+          </w:p>
+        </w:tc>
+        <w:tc>
+          <w:tcPr>
+            <w:tcW w:w="1250" w:type="dxa"/>
+            <w:shd w:val="clear" w:color="auto" w:fill="B4C6E7" w:themeFill="accent1" w:themeFillTint="66"/>
+            <w:tcMar>
+              <w:top w:w="10" w:type="dxa"/>
+              <w:left w:w="15" w:type="dxa"/>
+              <w:bottom w:w="10" w:type="dxa"/>
+              <w:right w:w="15" w:type="dxa"/>
+            </w:tcMar>
+            <w:vAlign w:val="center"/>
+          </w:tcPr>
+          <w:p>
+            <w:pPr>
+              <w:pStyle w:val="BodyText"/>
+              <w:spacing w:line="200" w:lineRule="auto"/>
+              <w:ind w:right="189"/>
+              <w:jc w:val="both"/>
+              <w:rPr>
+                <w:sz w:val="11"/>
+                <w:szCs w:val="11"/>
+              </w:rPr>
+            </w:pPr>
+            <w:r>
+              <w:rPr>
+                <w:sz w:val="11"/>
+                <w:szCs w:val="11"/>
+              </w:rPr>
+              <w:t>INSTITUSI</w:t>
+            </w:r>
+          </w:p>
+        </w:tc>
+        <w:tc>
+          <w:tcPr>
+            <w:tcW w:w="850" w:type="dxa"/>
+            <w:shd w:val="clear" w:color="auto" w:fill="B4C6E7" w:themeFill="accent1" w:themeFillTint="66"/>
+            <w:tcMar>
+              <w:top w:w="10" w:type="dxa"/>
+              <w:left w:w="15" w:type="dxa"/>
+              <w:bottom w:w="10" w:type="dxa"/>
+              <w:right w:w="15" w:type="dxa"/>
+            </w:tcMar>
+            <w:vAlign w:val="center"/>
+          </w:tcPr>
+          <w:p>
+            <w:pPr>
+              <w:pStyle w:val="BodyText"/>
+              <w:spacing w:line="200" w:lineRule="auto"/>
+              <w:ind w:right="189"/>
+              <w:jc w:val="both"/>
+              <w:rPr>
+                <w:sz w:val="11"/>
+                <w:szCs w:val="11"/>
+              </w:rPr>
+            </w:pPr>
+            <w:r>
+              <w:rPr>
+                <w:sz w:val="11"/>
+                <w:szCs w:val="11"/>
+              </w:rPr>
+              <w:t>PLAFOND</w:t>
+            </w:r>
+          </w:p>
+        </w:tc>
+        <w:tc>
+          <w:tcPr>
+            <w:tcW w:w="1050" w:type="dxa"/>
+            <w:shd w:val="clear" w:color="auto" w:fill="B4C6E7" w:themeFill="accent1" w:themeFillTint="66"/>
+            <w:tcMar>
+              <w:top w:w="10" w:type="dxa"/>
+              <w:left w:w="15" w:type="dxa"/>
+              <w:bottom w:w="10" w:type="dxa"/>
+              <w:right w:w="15" w:type="dxa"/>
+            </w:tcMar>
+            <w:vAlign w:val="center"/>
+          </w:tcPr>
+          <w:p>
+            <w:pPr>
+              <w:pStyle w:val="BodyText"/>
+              <w:spacing w:line="200" w:lineRule="auto"/>
+              <w:ind w:right="189"/>
+              <w:jc w:val="both"/>
+              <w:rPr>
+                <w:sz w:val="11"/>
+                <w:szCs w:val="11"/>
+              </w:rPr>
+            </w:pPr>
+            <w:r>
+              <w:rPr>
+                <w:sz w:val="11"/>
+                <w:szCs w:val="11"/>
+              </w:rPr>
+              <w:t>AKSEPTASI</w:t>
+            </w:r>
+            <w:r>
+              <w:rPr>
+                <w:sz w:val="11"/>
+                <w:szCs w:val="11"/>
+              </w:rPr>
+              <w:t xml:space="preserve"> </w:t>
+            </w:r>
+            <w:r>
+              <w:rPr>
+                <w:sz w:val="11"/>
+                <w:szCs w:val="11"/>
+              </w:rPr>
+              <w:t>PENDAPATAN</w:t>
+            </w:r>
+          </w:p>
+        </w:tc>
+        <w:tc>
+          <w:tcPr>
+            <w:tcW w:w="1010" w:type="dxa"/>
+            <w:shd w:val="clear" w:color="auto" w:fill="B4C6E7" w:themeFill="accent1" w:themeFillTint="66"/>
+            <w:tcMar>
+              <w:top w:w="10" w:type="dxa"/>
+              <w:left w:w="15" w:type="dxa"/>
+              <w:bottom w:w="10" w:type="dxa"/>
+              <w:right w:w="15" w:type="dxa"/>
+            </w:tcMar>
+            <w:vAlign w:val="center"/>
+          </w:tcPr>
+          <w:p>
+            <w:pPr>
+              <w:pStyle w:val="BodyText"/>
+              <w:spacing w:line="200" w:lineRule="auto"/>
+              <w:ind w:right="189"/>
+              <w:jc w:val="both"/>
+              <w:rPr>
+                <w:sz w:val="11"/>
+                <w:szCs w:val="11"/>
+              </w:rPr>
+            </w:pPr>
+            <w:r>
+              <w:rPr>
+                <w:sz w:val="11"/>
+                <w:szCs w:val="11"/>
+              </w:rPr>
+              <w:t>KETERANGAN</w:t>
+            </w:r>
+          </w:p>
+        </w:tc>
+      </w:tr>
+      <w:tr>
+        <w:trPr>
+          <w:trHeight w:val="20"/>
+        </w:trPr>
+        <w:tc>
+          <w:tcPr>
+            <w:tcW w:w="786" w:type="dxa"/>
+            <w:tcMar>
+              <w:top w:w="10" w:type="dxa"/>
+              <w:left w:w="15" w:type="dxa"/>
+              <w:bottom w:w="10" w:type="dxa"/>
+              <w:right w:w="15" w:type="dxa"/>
+            </w:tcMar>
+            <w:vAlign w:val="center"/>
+          </w:tcPr>
+          <w:p>
+            <w:pPr>
+              <w:pStyle w:val="BodyText"/>
+              <w:spacing w:line="200" w:lineRule="auto"/>
+              <w:ind w:right="189"/>
+              <w:jc w:val="both"/>
+              <w:rPr>
+                <w:sz w:val="11"/>
+                <w:szCs w:val="11"/>
+              </w:rPr>
+            </w:pPr>
+            <w:r>
+              <w:rPr>
+                <w:sz w:val="11"/>
+                <w:szCs w:val="11"/>
+              </w:rPr>
+              <w:t>{{RE</w:t>
+            </w:r>
+            <w:r>
+              <w:rPr>
+                <w:sz w:val="11"/>
+                <w:szCs w:val="11"/>
+              </w:rPr>
+              <w:t>G</w:t>
+            </w:r>
+            <w:r>
+              <w:rPr>
+                <w:sz w:val="11"/>
+                <w:szCs w:val="11"/>
+              </w:rPr>
+              <w:t>}}</w:t>
             </w:r>
           </w:p>
         </w:tc>
@@ -1946,13 +2327,27 @@
                 <w:sz w:val="11"/>
                 <w:szCs w:val="11"/>
               </w:rPr>
-              <w:t>AREA</w:t>
+              <w:t>{{ARE</w:t>
+            </w:r>
+            <w:r>
+              <w:rPr>
+                <w:sz w:val="11"/>
+                <w:szCs w:val="11"/>
+              </w:rPr>
+              <w:t>A</w:t>
+            </w:r>
+            <w:r>
+              <w:rPr>
+                <w:sz w:val="11"/>
+                <w:szCs w:val="11"/>
+              </w:rPr>
+              <w:t>}}</w:t>
             </w:r>
           </w:p>
         </w:tc>
         <w:tc>
           <w:tcPr>
-            <w:tcW w:w="900" w:type="dxa"/>
+            <w:tcW w:w="1136" w:type="dxa"/>
             <w:tcMar>
               <w:top w:w="10" w:type="dxa"/>
               <w:left w:w="15" w:type="dxa"/>
@@ -1977,7 +2372,21 @@
                 <w:sz w:val="11"/>
                 <w:szCs w:val="11"/>
               </w:rPr>
-              <w:t>NAMA CABANG</w:t>
+              <w:t>{{CA</w:t>
+            </w:r>
+            <w:r>
+              <w:rPr>
+                <w:sz w:val="11"/>
+                <w:szCs w:val="11"/>
+              </w:rPr>
+              <w:t>B</w:t>
+            </w:r>
+            <w:r>
+              <w:rPr>
+                <w:sz w:val="11"/>
+                <w:szCs w:val="11"/>
+              </w:rPr>
+              <w:t>}}</w:t>
             </w:r>
           </w:p>
         </w:tc>
@@ -2008,7 +2417,7 @@
                 <w:sz w:val="11"/>
                 <w:szCs w:val="11"/>
               </w:rPr>
-              <w:t>NAMA NASABAH</w:t>
+              <w:t>{{NAMA}}</w:t>
             </w:r>
           </w:p>
         </w:tc>
@@ -2039,35 +2448,7 @@
                 <w:sz w:val="11"/>
                 <w:szCs w:val="11"/>
               </w:rPr>
-              <w:t>NO</w:t>
-            </w:r>
-            <w:r>
-              <w:rPr>
-                <w:sz w:val="11"/>
-                <w:szCs w:val="11"/>
-              </w:rPr>
-              <w:t xml:space="preserve"> </w:t>
-            </w:r>
-            <w:r>
-              <w:rPr>
-                <w:sz w:val="11"/>
-                <w:szCs w:val="11"/>
-              </w:rPr>
-              <w:t>WI</w:t>
-            </w:r>
-            <w:r>
-              <w:rPr>
-                <w:sz w:val="11"/>
-                <w:szCs w:val="11"/>
-              </w:rPr>
-              <w:t xml:space="preserve"> </w:t>
-            </w:r>
-            <w:r>
-              <w:rPr>
-                <w:sz w:val="11"/>
-                <w:szCs w:val="11"/>
-              </w:rPr>
-              <w:t>SE</w:t>
+              <w:t>{{WISE}}</w:t>
             </w:r>
           </w:p>
         </w:tc>
@@ -2098,7 +2479,7 @@
                 <w:sz w:val="11"/>
                 <w:szCs w:val="11"/>
               </w:rPr>
-              <w:t>SEGMEN</w:t>
+              <w:t>{{SEG}}</w:t>
             </w:r>
           </w:p>
         </w:tc>
@@ -2129,7 +2510,21 @@
                 <w:sz w:val="11"/>
                 <w:szCs w:val="11"/>
               </w:rPr>
-              <w:t>INSTITUSI</w:t>
+              <w:t>{{</w:t>
+            </w:r>
+            <w:r>
+              <w:rPr>
+                <w:sz w:val="11"/>
+                <w:szCs w:val="11"/>
+              </w:rPr>
+              <w:t>INST</w:t>
+            </w:r>
+            <w:r>
+              <w:rPr>
+                <w:sz w:val="11"/>
+                <w:szCs w:val="11"/>
+              </w:rPr>
+              <w:t>}}</w:t>
             </w:r>
           </w:p>
         </w:tc>
@@ -2160,7 +2555,28 @@
                 <w:sz w:val="11"/>
                 <w:szCs w:val="11"/>
               </w:rPr>
-              <w:t>PLAFOND</w:t>
+              <w:t>{{</w:t>
+            </w:r>
+            <w:r>
+              <w:rPr>
+                <w:sz w:val="11"/>
+                <w:szCs w:val="11"/>
+              </w:rPr>
+              <w:t>PLA</w:t>
+            </w:r>
+            <w:r>
+              <w:rPr>
+                <w:sz w:val="11"/>
+                <w:szCs w:val="11"/>
+              </w:rPr>
+              <w:t>F</w:t>
+            </w:r>
+            <w:r>
+              <w:rPr>
+                <w:sz w:val="11"/>
+                <w:szCs w:val="11"/>
+              </w:rPr>
+              <w:t>}}</w:t>
             </w:r>
           </w:p>
         </w:tc>
@@ -2191,21 +2607,21 @@
                 <w:sz w:val="11"/>
                 <w:szCs w:val="11"/>
               </w:rPr>
-              <w:t>AKSEPTASI</w:t>
-            </w:r>
-            <w:r>
-              <w:rPr>
-                <w:sz w:val="11"/>
-                <w:szCs w:val="11"/>
-              </w:rPr>
-              <w:t xml:space="preserve"> </w:t>
-            </w:r>
-            <w:r>
-              <w:rPr>
-                <w:sz w:val="11"/>
-                <w:szCs w:val="11"/>
-              </w:rPr>
-              <w:t>PENDAPATAN</w:t>
+              <w:t>{{</w:t>
+            </w:r>
+            <w:r>
+              <w:rPr>
+                <w:sz w:val="11"/>
+                <w:szCs w:val="11"/>
+              </w:rPr>
+              <w:t>AKS</w:t>
+            </w:r>
+            <w:r>
+              <w:rPr>
+                <w:sz w:val="11"/>
+                <w:szCs w:val="11"/>
+              </w:rPr>
+              <w:t>}}</w:t>
             </w:r>
           </w:p>
         </w:tc>
@@ -2236,412 +2652,6 @@
                 <w:sz w:val="11"/>
                 <w:szCs w:val="11"/>
               </w:rPr>
-              <w:t>KETERANGAN</w:t>
-            </w:r>
-          </w:p>
-        </w:tc>
-      </w:tr>
-      <w:tr>
-        <w:trPr>
-          <w:trHeight w:val="20"/>
-        </w:trPr>
-        <w:tc>
-          <w:tcPr>
-            <w:tcW w:w="550" w:type="dxa"/>
-            <w:tcMar>
-              <w:top w:w="10" w:type="dxa"/>
-              <w:left w:w="15" w:type="dxa"/>
-              <w:bottom w:w="10" w:type="dxa"/>
-              <w:right w:w="15" w:type="dxa"/>
-            </w:tcMar>
-            <w:vAlign w:val="center"/>
-          </w:tcPr>
-          <w:p>
-            <w:pPr>
-              <w:pStyle w:val="BodyText"/>
-              <w:spacing w:line="200" w:lineRule="auto"/>
-              <w:ind w:right="189"/>
-              <w:jc w:val="both"/>
-              <w:rPr>
-                <w:sz w:val="11"/>
-                <w:szCs w:val="11"/>
-              </w:rPr>
-            </w:pPr>
-            <w:r>
-              <w:rPr>
-                <w:sz w:val="11"/>
-                <w:szCs w:val="11"/>
-              </w:rPr>
-              <w:t>{{RE</w:t>
-            </w:r>
-            <w:r>
-              <w:rPr>
-                <w:sz w:val="11"/>
-                <w:szCs w:val="11"/>
-              </w:rPr>
-              <w:t>G</w:t>
-            </w:r>
-            <w:r>
-              <w:rPr>
-                <w:sz w:val="11"/>
-                <w:szCs w:val="11"/>
-              </w:rPr>
-              <w:t>}}</w:t>
-            </w:r>
-          </w:p>
-        </w:tc>
-        <w:tc>
-          <w:tcPr>
-            <w:tcW w:w="700" w:type="dxa"/>
-            <w:tcMar>
-              <w:top w:w="10" w:type="dxa"/>
-              <w:left w:w="15" w:type="dxa"/>
-              <w:bottom w:w="10" w:type="dxa"/>
-              <w:right w:w="15" w:type="dxa"/>
-            </w:tcMar>
-            <w:vAlign w:val="center"/>
-          </w:tcPr>
-          <w:p>
-            <w:pPr>
-              <w:pStyle w:val="BodyText"/>
-              <w:spacing w:line="200" w:lineRule="auto"/>
-              <w:ind w:right="189"/>
-              <w:jc w:val="both"/>
-              <w:rPr>
-                <w:sz w:val="11"/>
-                <w:szCs w:val="11"/>
-              </w:rPr>
-            </w:pPr>
-            <w:r>
-              <w:rPr>
-                <w:sz w:val="11"/>
-                <w:szCs w:val="11"/>
-              </w:rPr>
-              <w:t>{{ARE</w:t>
-            </w:r>
-            <w:r>
-              <w:rPr>
-                <w:sz w:val="11"/>
-                <w:szCs w:val="11"/>
-              </w:rPr>
-              <w:t>A</w:t>
-            </w:r>
-            <w:r>
-              <w:rPr>
-                <w:sz w:val="11"/>
-                <w:szCs w:val="11"/>
-              </w:rPr>
-              <w:t>}}</w:t>
-            </w:r>
-          </w:p>
-        </w:tc>
-        <w:tc>
-          <w:tcPr>
-            <w:tcW w:w="900" w:type="dxa"/>
-            <w:tcMar>
-              <w:top w:w="10" w:type="dxa"/>
-              <w:left w:w="15" w:type="dxa"/>
-              <w:bottom w:w="10" w:type="dxa"/>
-              <w:right w:w="15" w:type="dxa"/>
-            </w:tcMar>
-            <w:vAlign w:val="center"/>
-          </w:tcPr>
-          <w:p>
-            <w:pPr>
-              <w:pStyle w:val="BodyText"/>
-              <w:spacing w:line="200" w:lineRule="auto"/>
-              <w:ind w:right="189"/>
-              <w:jc w:val="both"/>
-              <w:rPr>
-                <w:sz w:val="11"/>
-                <w:szCs w:val="11"/>
-              </w:rPr>
-            </w:pPr>
-            <w:r>
-              <w:rPr>
-                <w:sz w:val="11"/>
-                <w:szCs w:val="11"/>
-              </w:rPr>
-              <w:t>{{CA</w:t>
-            </w:r>
-            <w:r>
-              <w:rPr>
-                <w:sz w:val="11"/>
-                <w:szCs w:val="11"/>
-              </w:rPr>
-              <w:t>B</w:t>
-            </w:r>
-            <w:r>
-              <w:rPr>
-                <w:sz w:val="11"/>
-                <w:szCs w:val="11"/>
-              </w:rPr>
-              <w:t>}}</w:t>
-            </w:r>
-          </w:p>
-        </w:tc>
-        <w:tc>
-          <w:tcPr>
-            <w:tcW w:w="1150" w:type="dxa"/>
-            <w:tcMar>
-              <w:top w:w="10" w:type="dxa"/>
-              <w:left w:w="15" w:type="dxa"/>
-              <w:bottom w:w="10" w:type="dxa"/>
-              <w:right w:w="15" w:type="dxa"/>
-            </w:tcMar>
-            <w:vAlign w:val="center"/>
-          </w:tcPr>
-          <w:p>
-            <w:pPr>
-              <w:pStyle w:val="BodyText"/>
-              <w:spacing w:line="200" w:lineRule="auto"/>
-              <w:ind w:right="189"/>
-              <w:jc w:val="both"/>
-              <w:rPr>
-                <w:sz w:val="11"/>
-                <w:szCs w:val="11"/>
-              </w:rPr>
-            </w:pPr>
-            <w:r>
-              <w:rPr>
-                <w:sz w:val="11"/>
-                <w:szCs w:val="11"/>
-              </w:rPr>
-              <w:t>{{NAMA}}</w:t>
-            </w:r>
-          </w:p>
-        </w:tc>
-        <w:tc>
-          <w:tcPr>
-            <w:tcW w:w="1000" w:type="dxa"/>
-            <w:tcMar>
-              <w:top w:w="10" w:type="dxa"/>
-              <w:left w:w="15" w:type="dxa"/>
-              <w:bottom w:w="10" w:type="dxa"/>
-              <w:right w:w="15" w:type="dxa"/>
-            </w:tcMar>
-            <w:vAlign w:val="center"/>
-          </w:tcPr>
-          <w:p>
-            <w:pPr>
-              <w:pStyle w:val="BodyText"/>
-              <w:spacing w:line="200" w:lineRule="auto"/>
-              <w:ind w:right="189"/>
-              <w:jc w:val="both"/>
-              <w:rPr>
-                <w:sz w:val="11"/>
-                <w:szCs w:val="11"/>
-              </w:rPr>
-            </w:pPr>
-            <w:r>
-              <w:rPr>
-                <w:sz w:val="11"/>
-                <w:szCs w:val="11"/>
-              </w:rPr>
-              <w:t>{{WISE}}</w:t>
-            </w:r>
-          </w:p>
-        </w:tc>
-        <w:tc>
-          <w:tcPr>
-            <w:tcW w:w="1250" w:type="dxa"/>
-            <w:tcMar>
-              <w:top w:w="10" w:type="dxa"/>
-              <w:left w:w="15" w:type="dxa"/>
-              <w:bottom w:w="10" w:type="dxa"/>
-              <w:right w:w="15" w:type="dxa"/>
-            </w:tcMar>
-            <w:vAlign w:val="center"/>
-          </w:tcPr>
-          <w:p>
-            <w:pPr>
-              <w:pStyle w:val="BodyText"/>
-              <w:spacing w:line="200" w:lineRule="auto"/>
-              <w:ind w:right="189"/>
-              <w:jc w:val="both"/>
-              <w:rPr>
-                <w:sz w:val="11"/>
-                <w:szCs w:val="11"/>
-              </w:rPr>
-            </w:pPr>
-            <w:r>
-              <w:rPr>
-                <w:sz w:val="11"/>
-                <w:szCs w:val="11"/>
-              </w:rPr>
-              <w:t>{{SEG}}</w:t>
-            </w:r>
-          </w:p>
-        </w:tc>
-        <w:tc>
-          <w:tcPr>
-            <w:tcW w:w="1250" w:type="dxa"/>
-            <w:tcMar>
-              <w:top w:w="10" w:type="dxa"/>
-              <w:left w:w="15" w:type="dxa"/>
-              <w:bottom w:w="10" w:type="dxa"/>
-              <w:right w:w="15" w:type="dxa"/>
-            </w:tcMar>
-            <w:vAlign w:val="center"/>
-          </w:tcPr>
-          <w:p>
-            <w:pPr>
-              <w:pStyle w:val="BodyText"/>
-              <w:spacing w:line="200" w:lineRule="auto"/>
-              <w:ind w:right="189"/>
-              <w:jc w:val="both"/>
-              <w:rPr>
-                <w:sz w:val="11"/>
-                <w:szCs w:val="11"/>
-              </w:rPr>
-            </w:pPr>
-            <w:r>
-              <w:rPr>
-                <w:sz w:val="11"/>
-                <w:szCs w:val="11"/>
-              </w:rPr>
-              <w:t>{{</w:t>
-            </w:r>
-            <w:r>
-              <w:rPr>
-                <w:sz w:val="11"/>
-                <w:szCs w:val="11"/>
-              </w:rPr>
-              <w:t>INST</w:t>
-            </w:r>
-            <w:r>
-              <w:rPr>
-                <w:sz w:val="11"/>
-                <w:szCs w:val="11"/>
-              </w:rPr>
-              <w:t>}}</w:t>
-            </w:r>
-          </w:p>
-        </w:tc>
-        <w:tc>
-          <w:tcPr>
-            <w:tcW w:w="850" w:type="dxa"/>
-            <w:tcMar>
-              <w:top w:w="10" w:type="dxa"/>
-              <w:left w:w="15" w:type="dxa"/>
-              <w:bottom w:w="10" w:type="dxa"/>
-              <w:right w:w="15" w:type="dxa"/>
-            </w:tcMar>
-            <w:vAlign w:val="center"/>
-          </w:tcPr>
-          <w:p>
-            <w:pPr>
-              <w:pStyle w:val="BodyText"/>
-              <w:spacing w:line="200" w:lineRule="auto"/>
-              <w:ind w:right="189"/>
-              <w:jc w:val="both"/>
-              <w:rPr>
-                <w:sz w:val="11"/>
-                <w:szCs w:val="11"/>
-              </w:rPr>
-            </w:pPr>
-            <w:r>
-              <w:rPr>
-                <w:sz w:val="11"/>
-                <w:szCs w:val="11"/>
-              </w:rPr>
-              <w:t>{{</w:t>
-            </w:r>
-            <w:r>
-              <w:rPr>
-                <w:sz w:val="11"/>
-                <w:szCs w:val="11"/>
-              </w:rPr>
-              <w:t>PLA</w:t>
-            </w:r>
-            <w:r>
-              <w:rPr>
-                <w:sz w:val="11"/>
-                <w:szCs w:val="11"/>
-              </w:rPr>
-              <w:t>F</w:t>
-            </w:r>
-            <w:r>
-              <w:rPr>
-                <w:sz w:val="11"/>
-                <w:szCs w:val="11"/>
-              </w:rPr>
-              <w:t>}}</w:t>
-            </w:r>
-          </w:p>
-        </w:tc>
-        <w:tc>
-          <w:tcPr>
-            <w:tcW w:w="1050" w:type="dxa"/>
-            <w:tcMar>
-              <w:top w:w="10" w:type="dxa"/>
-              <w:left w:w="15" w:type="dxa"/>
-              <w:bottom w:w="10" w:type="dxa"/>
-              <w:right w:w="15" w:type="dxa"/>
-            </w:tcMar>
-            <w:vAlign w:val="center"/>
-          </w:tcPr>
-          <w:p>
-            <w:pPr>
-              <w:pStyle w:val="BodyText"/>
-              <w:spacing w:line="200" w:lineRule="auto"/>
-              <w:ind w:right="189"/>
-              <w:jc w:val="both"/>
-              <w:rPr>
-                <w:sz w:val="11"/>
-                <w:szCs w:val="11"/>
-              </w:rPr>
-            </w:pPr>
-            <w:r>
-              <w:rPr>
-                <w:sz w:val="11"/>
-                <w:szCs w:val="11"/>
-              </w:rPr>
-              <w:t>{{</w:t>
-            </w:r>
-            <w:r>
-              <w:rPr>
-                <w:sz w:val="11"/>
-                <w:szCs w:val="11"/>
-              </w:rPr>
-              <w:t>AKS</w:t>
-            </w:r>
-            <w:r>
-              <w:rPr>
-                <w:sz w:val="11"/>
-                <w:szCs w:val="11"/>
-              </w:rPr>
-              <w:t>}}</w:t>
-            </w:r>
-          </w:p>
-        </w:tc>
-        <w:tc>
-          <w:tcPr>
-            <w:tcW w:w="1010" w:type="dxa"/>
-            <w:tcMar>
-              <w:top w:w="10" w:type="dxa"/>
-              <w:left w:w="15" w:type="dxa"/>
-              <w:bottom w:w="10" w:type="dxa"/>
-              <w:right w:w="15" w:type="dxa"/>
-            </w:tcMar>
-            <w:vAlign w:val="center"/>
-          </w:tcPr>
-          <w:p>
-            <w:pPr>
-              <w:pStyle w:val="BodyText"/>
-              <w:spacing w:line="200" w:lineRule="auto"/>
-              <w:ind w:right="189"/>
-              <w:jc w:val="both"/>
-              <w:rPr>
-                <w:sz w:val="11"/>
-                <w:szCs w:val="11"/>
-              </w:rPr>
-            </w:pPr>
-            <w:r>
-              <w:rPr>
-                <w:sz w:val="11"/>
-                <w:szCs w:val="11"/>
-              </w:rPr>
               <w:t>{{</w:t>
             </w:r>
             <w:r>
@@ -3124,56 +3134,6 @@
           <w:szCs w:val="20"/>
         </w:rPr>
       </w:pPr>
-      <w:r>
-        <w:rPr>
-          <w:noProof/>
-          <w:sz w:val="20"/>
-          <w:szCs w:val="20"/>
-        </w:rPr>
-        <w:drawing>
-          <wp:anchor distT="0" distB="0" distL="0" distR="0" simplePos="0" relativeHeight="251669504" behindDoc="1" locked="0" layoutInCell="1" allowOverlap="1" wp14:anchorId="2C860AF8" wp14:editId="6BA7BAA9">
-            <wp:simplePos x="0" y="0"/>
-            <wp:positionH relativeFrom="page">
-              <wp:posOffset>1042035</wp:posOffset>
-            </wp:positionH>
-            <wp:positionV relativeFrom="paragraph">
-              <wp:posOffset>102870</wp:posOffset>
-            </wp:positionV>
-            <wp:extent cx="266700" cy="386715"/>
-            <wp:effectExtent l="0" t="0" r="0" b="0"/>
-            <wp:wrapNone/>
-            <wp:docPr id="699269591" name="Image 2"/>
-            <wp:cNvGraphicFramePr>
-              <a:graphicFrameLocks xmlns:a="http://schemas.openxmlformats.org/drawingml/2006/main"/>
-            </wp:cNvGraphicFramePr>
-            <a:graphic xmlns:a="http://schemas.openxmlformats.org/drawingml/2006/main">
-              <a:graphicData uri="http://schemas.openxmlformats.org/drawingml/2006/picture">
-                <pic:pic xmlns:pic="http://schemas.openxmlformats.org/drawingml/2006/picture">
-                  <pic:nvPicPr>
-                    <pic:cNvPr id="2" name="Image 2"/>
-                    <pic:cNvPicPr/>
-                  </pic:nvPicPr>
-                  <pic:blipFill>
-                    <a:blip r:embed="rId9" cstate="print"/>
-                    <a:stretch>
-                      <a:fillRect/>
-                    </a:stretch>
-                  </pic:blipFill>
-                  <pic:spPr>
-                    <a:xfrm>
-                      <a:off x="0" y="0"/>
-                      <a:ext cx="266700" cy="386715"/>
-                    </a:xfrm>
-                    <a:prstGeom prst="rect">
-                      <a:avLst/>
-                    </a:prstGeom>
-                  </pic:spPr>
-                </pic:pic>
-              </a:graphicData>
-            </a:graphic>
-          </wp:anchor>
-        </w:drawing>
-      </w:r>
     </w:p>
     <w:p>
       <w:pPr>
@@ -3339,9 +3299,9 @@
           <w:spacing w:val="-2"/>
         </w:rPr>
         <w:sectPr>
-          <w:headerReference w:type="default" r:id="rId10"/>
-          <w:footerReference w:type="default" r:id="rId11"/>
-          <w:footerReference w:type="first" r:id="rId12"/>
+          <w:headerReference w:type="default" r:id="rId9"/>
+          <w:footerReference w:type="default" r:id="rId10"/>
+          <w:footerReference w:type="first" r:id="rId11"/>
           <w:pgSz w:w="11910" w:h="16850"/>
           <w:pgMar w:top="1418" w:right="1000" w:bottom="0" w:left="1200" w:header="500" w:footer="464" w:gutter="0"/>
           <w:cols w:space="720"/>
@@ -3576,7 +3536,7 @@
                     </pic:cNvPicPr>
                   </pic:nvPicPr>
                   <pic:blipFill>
-                    <a:blip r:embed="rId13">
+                    <a:blip r:embed="rId12">
                       <a:extLst>
                         <a:ext uri="{28A0092B-C50C-407E-A947-70E740481C1C}">
                           <a14:useLocalDpi xmlns:a14="http://schemas.microsoft.com/office/drawing/2010/main" val="0"/>
@@ -3674,7 +3634,7 @@
                     </pic:cNvPicPr>
                   </pic:nvPicPr>
                   <pic:blipFill>
-                    <a:blip r:embed="rId14">
+                    <a:blip r:embed="rId13">
                       <a:extLst>
                         <a:ext uri="{28A0092B-C50C-407E-A947-70E740481C1C}">
                           <a14:useLocalDpi xmlns:a14="http://schemas.microsoft.com/office/drawing/2010/main" val="0"/>
@@ -3735,7 +3695,7 @@
                     <pic:cNvPicPr/>
                   </pic:nvPicPr>
                   <pic:blipFill>
-                    <a:blip r:embed="rId9" cstate="print"/>
+                    <a:blip r:embed="rId14" cstate="print"/>
                     <a:stretch>
                       <a:fillRect/>
                     </a:stretch>
@@ -3799,7 +3759,7 @@
                     <pic:cNvPicPr/>
                   </pic:nvPicPr>
                   <pic:blipFill>
-                    <a:blip r:embed="rId9" cstate="print"/>
+                    <a:blip r:embed="rId14" cstate="print"/>
                     <a:stretch>
                       <a:fillRect/>
                     </a:stretch>
@@ -3926,7 +3886,7 @@
                     <pic:cNvPicPr/>
                   </pic:nvPicPr>
                   <pic:blipFill>
-                    <a:blip r:embed="rId9" cstate="print"/>
+                    <a:blip r:embed="rId14" cstate="print"/>
                     <a:stretch>
                       <a:fillRect/>
                     </a:stretch>
@@ -4123,7 +4083,7 @@
                     <pic:cNvPicPr/>
                   </pic:nvPicPr>
                   <pic:blipFill>
-                    <a:blip r:embed="rId9" cstate="print"/>
+                    <a:blip r:embed="rId14" cstate="print"/>
                     <a:stretch>
                       <a:fillRect/>
                     </a:stretch>

--- a/template_lolos.docx
+++ b/template_lolos.docx
@@ -17,13 +17,13 @@
           <w:lang w:val="en-US"/>
         </w:rPr>
         <w:drawing>
-          <wp:anchor distT="0" distB="0" distL="114300" distR="114300" simplePos="0" relativeHeight="251688960" behindDoc="0" locked="0" layoutInCell="1" allowOverlap="1" wp14:anchorId="1A79E5CD" wp14:editId="536B1BD6">
+          <wp:anchor distT="0" distB="0" distL="114300" distR="114300" simplePos="0" relativeHeight="251688960" behindDoc="0" locked="0" layoutInCell="1" allowOverlap="1" wp14:anchorId="1A79E5CD" wp14:editId="7098DEE9">
             <wp:simplePos x="0" y="0"/>
             <wp:positionH relativeFrom="column">
-              <wp:posOffset>4518660</wp:posOffset>
+              <wp:posOffset>4594860</wp:posOffset>
             </wp:positionH>
             <wp:positionV relativeFrom="paragraph">
-              <wp:posOffset>-312420</wp:posOffset>
+              <wp:posOffset>-205740</wp:posOffset>
             </wp:positionV>
             <wp:extent cx="1378585" cy="1542847"/>
             <wp:effectExtent l="0" t="0" r="0" b="635"/>
@@ -295,7 +295,21 @@
           <w:sz w:val="20"/>
           <w:szCs w:val="20"/>
         </w:rPr>
-        <w:t>{{ALAMAT_AREA}}</w:t>
+        <w:t>{{</w:t>
+      </w:r>
+      <w:r>
+        <w:rPr>
+          <w:sz w:val="20"/>
+          <w:szCs w:val="20"/>
+        </w:rPr>
+        <w:t>NAMA_JALAN</w:t>
+      </w:r>
+      <w:r>
+        <w:rPr>
+          <w:sz w:val="20"/>
+          <w:szCs w:val="20"/>
+        </w:rPr>
+        <w:t>}}</w:t>
       </w:r>
     </w:p>
     <w:p>
@@ -756,25 +770,23 @@
                 <w:szCs w:val="20"/>
                 <w:lang w:val="en-US"/>
               </w:rPr>
-              <w:t xml:space="preserve">A-1/CRG </w:t>
-            </w:r>
-            <w:proofErr w:type="spellStart"/>
+              <w:t xml:space="preserve">A-1/CRG Tanggal </w:t>
+            </w:r>
             <w:r>
               <w:rPr>
                 <w:sz w:val="16"/>
                 <w:szCs w:val="20"/>
                 <w:lang w:val="en-US"/>
               </w:rPr>
-              <w:t>Tanggal</w:t>
-            </w:r>
-            <w:proofErr w:type="spellEnd"/>
+              <w:t>02 Ju</w:t>
+            </w:r>
             <w:r>
               <w:rPr>
                 <w:sz w:val="16"/>
                 <w:szCs w:val="20"/>
                 <w:lang w:val="en-US"/>
               </w:rPr>
-              <w:t xml:space="preserve"> </w:t>
+              <w:t>l</w:t>
             </w:r>
             <w:r>
               <w:rPr>
@@ -782,7 +794,7 @@
                 <w:szCs w:val="20"/>
                 <w:lang w:val="en-US"/>
               </w:rPr>
-              <w:t>02 Ju</w:t>
+              <w:t>i</w:t>
             </w:r>
             <w:r>
               <w:rPr>
@@ -790,7 +802,7 @@
                 <w:szCs w:val="20"/>
                 <w:lang w:val="en-US"/>
               </w:rPr>
-              <w:t>l</w:t>
+              <w:t xml:space="preserve"> 202</w:t>
             </w:r>
             <w:r>
               <w:rPr>
@@ -798,7 +810,7 @@
                 <w:szCs w:val="20"/>
                 <w:lang w:val="en-US"/>
               </w:rPr>
-              <w:t>i</w:t>
+              <w:t>6</w:t>
             </w:r>
             <w:r>
               <w:rPr>
@@ -806,131 +818,7 @@
                 <w:szCs w:val="20"/>
                 <w:lang w:val="en-US"/>
               </w:rPr>
-              <w:t xml:space="preserve"> 202</w:t>
-            </w:r>
-            <w:r>
-              <w:rPr>
-                <w:sz w:val="16"/>
-                <w:szCs w:val="20"/>
-                <w:lang w:val="en-US"/>
-              </w:rPr>
-              <w:t>6</w:t>
-            </w:r>
-            <w:r>
-              <w:rPr>
-                <w:sz w:val="16"/>
-                <w:szCs w:val="20"/>
-                <w:lang w:val="en-US"/>
-              </w:rPr>
-              <w:t xml:space="preserve"> </w:t>
-            </w:r>
-            <w:proofErr w:type="spellStart"/>
-            <w:r>
-              <w:rPr>
-                <w:sz w:val="16"/>
-                <w:szCs w:val="20"/>
-                <w:lang w:val="en-US"/>
-              </w:rPr>
-              <w:t>Perihal</w:t>
-            </w:r>
-            <w:proofErr w:type="spellEnd"/>
-            <w:r>
-              <w:rPr>
-                <w:sz w:val="16"/>
-                <w:szCs w:val="20"/>
-                <w:lang w:val="en-US"/>
-              </w:rPr>
-              <w:t xml:space="preserve"> </w:t>
-            </w:r>
-            <w:proofErr w:type="spellStart"/>
-            <w:r>
-              <w:rPr>
-                <w:sz w:val="16"/>
-                <w:szCs w:val="20"/>
-                <w:lang w:val="en-US"/>
-              </w:rPr>
-              <w:t>Penyampaian</w:t>
-            </w:r>
-            <w:proofErr w:type="spellEnd"/>
-            <w:r>
-              <w:rPr>
-                <w:sz w:val="16"/>
-                <w:szCs w:val="20"/>
-                <w:lang w:val="en-US"/>
-              </w:rPr>
-              <w:t xml:space="preserve"> </w:t>
-            </w:r>
-            <w:proofErr w:type="spellStart"/>
-            <w:r>
-              <w:rPr>
-                <w:sz w:val="16"/>
-                <w:szCs w:val="20"/>
-                <w:lang w:val="en-US"/>
-              </w:rPr>
-              <w:t>Kuota</w:t>
-            </w:r>
-            <w:proofErr w:type="spellEnd"/>
-            <w:r>
-              <w:rPr>
-                <w:sz w:val="16"/>
-                <w:szCs w:val="20"/>
-                <w:lang w:val="en-US"/>
-              </w:rPr>
-              <w:t xml:space="preserve"> Low Side Override (LSO) </w:t>
-            </w:r>
-            <w:proofErr w:type="spellStart"/>
-            <w:r>
-              <w:rPr>
-                <w:sz w:val="16"/>
-                <w:szCs w:val="20"/>
-                <w:lang w:val="en-US"/>
-              </w:rPr>
-              <w:t>Pembiayaan</w:t>
-            </w:r>
-            <w:proofErr w:type="spellEnd"/>
-            <w:r>
-              <w:rPr>
-                <w:sz w:val="16"/>
-                <w:szCs w:val="20"/>
-                <w:lang w:val="en-US"/>
-              </w:rPr>
-              <w:t xml:space="preserve"> </w:t>
-            </w:r>
-            <w:proofErr w:type="spellStart"/>
-            <w:r>
-              <w:rPr>
-                <w:sz w:val="16"/>
-                <w:szCs w:val="20"/>
-                <w:lang w:val="en-US"/>
-              </w:rPr>
-              <w:t>Mitraguna</w:t>
-            </w:r>
-            <w:proofErr w:type="spellEnd"/>
-            <w:r>
-              <w:rPr>
-                <w:sz w:val="16"/>
-                <w:szCs w:val="20"/>
-                <w:lang w:val="en-US"/>
-              </w:rPr>
-              <w:t xml:space="preserve"> &amp; </w:t>
-            </w:r>
-            <w:proofErr w:type="spellStart"/>
-            <w:r>
-              <w:rPr>
-                <w:sz w:val="16"/>
-                <w:szCs w:val="20"/>
-                <w:lang w:val="en-US"/>
-              </w:rPr>
-              <w:t>Pensiun</w:t>
-            </w:r>
-            <w:proofErr w:type="spellEnd"/>
-            <w:r>
-              <w:rPr>
-                <w:sz w:val="16"/>
-                <w:szCs w:val="20"/>
-                <w:lang w:val="en-US"/>
-              </w:rPr>
-              <w:t xml:space="preserve"> Bulan </w:t>
+              <w:t xml:space="preserve"> Perihal Penyampaian Kuota Low Side Override (LSO) Pembiayaan Mitraguna &amp; Pensiun Bulan </w:t>
             </w:r>
             <w:r>
               <w:rPr>
@@ -1054,25 +942,23 @@
                 <w:szCs w:val="20"/>
                 <w:lang w:val="en-US"/>
               </w:rPr>
-              <w:t xml:space="preserve">-3/CF2 </w:t>
-            </w:r>
-            <w:proofErr w:type="spellStart"/>
+              <w:t>-3/CF2 Tanggal 0</w:t>
+            </w:r>
             <w:r>
               <w:rPr>
                 <w:sz w:val="16"/>
                 <w:szCs w:val="20"/>
                 <w:lang w:val="en-US"/>
               </w:rPr>
-              <w:t>Tanggal</w:t>
-            </w:r>
-            <w:proofErr w:type="spellEnd"/>
+              <w:t>7</w:t>
+            </w:r>
             <w:r>
               <w:rPr>
                 <w:sz w:val="16"/>
                 <w:szCs w:val="20"/>
                 <w:lang w:val="en-US"/>
               </w:rPr>
-              <w:t xml:space="preserve"> 0</w:t>
+              <w:t xml:space="preserve"> </w:t>
             </w:r>
             <w:r>
               <w:rPr>
@@ -1080,7 +966,7 @@
                 <w:szCs w:val="20"/>
                 <w:lang w:val="en-US"/>
               </w:rPr>
-              <w:t>7</w:t>
+              <w:t>Juli</w:t>
             </w:r>
             <w:r>
               <w:rPr>
@@ -1088,7 +974,7 @@
                 <w:szCs w:val="20"/>
                 <w:lang w:val="en-US"/>
               </w:rPr>
-              <w:t xml:space="preserve"> </w:t>
+              <w:t xml:space="preserve"> 202</w:t>
             </w:r>
             <w:r>
               <w:rPr>
@@ -1096,7 +982,7 @@
                 <w:szCs w:val="20"/>
                 <w:lang w:val="en-US"/>
               </w:rPr>
-              <w:t>Juli</w:t>
+              <w:t>6</w:t>
             </w:r>
             <w:r>
               <w:rPr>
@@ -1104,167 +990,7 @@
                 <w:szCs w:val="20"/>
                 <w:lang w:val="en-US"/>
               </w:rPr>
-              <w:t xml:space="preserve"> 202</w:t>
-            </w:r>
-            <w:r>
-              <w:rPr>
-                <w:sz w:val="16"/>
-                <w:szCs w:val="20"/>
-                <w:lang w:val="en-US"/>
-              </w:rPr>
-              <w:t>6</w:t>
-            </w:r>
-            <w:r>
-              <w:rPr>
-                <w:sz w:val="16"/>
-                <w:szCs w:val="20"/>
-                <w:lang w:val="en-US"/>
-              </w:rPr>
-              <w:t xml:space="preserve"> </w:t>
-            </w:r>
-            <w:proofErr w:type="spellStart"/>
-            <w:r>
-              <w:rPr>
-                <w:sz w:val="16"/>
-                <w:szCs w:val="20"/>
-                <w:lang w:val="en-US"/>
-              </w:rPr>
-              <w:t>Perihal</w:t>
-            </w:r>
-            <w:proofErr w:type="spellEnd"/>
-            <w:r>
-              <w:rPr>
-                <w:sz w:val="16"/>
-                <w:szCs w:val="20"/>
-                <w:lang w:val="en-US"/>
-              </w:rPr>
-              <w:t xml:space="preserve"> </w:t>
-            </w:r>
-            <w:proofErr w:type="spellStart"/>
-            <w:r>
-              <w:rPr>
-                <w:sz w:val="16"/>
-                <w:szCs w:val="20"/>
-                <w:lang w:val="en-US"/>
-              </w:rPr>
-              <w:t>Mekanisme</w:t>
-            </w:r>
-            <w:proofErr w:type="spellEnd"/>
-            <w:r>
-              <w:rPr>
-                <w:sz w:val="16"/>
-                <w:szCs w:val="20"/>
-                <w:lang w:val="en-US"/>
-              </w:rPr>
-              <w:t xml:space="preserve"> </w:t>
-            </w:r>
-            <w:proofErr w:type="spellStart"/>
-            <w:r>
-              <w:rPr>
-                <w:sz w:val="16"/>
-                <w:szCs w:val="20"/>
-                <w:lang w:val="en-US"/>
-              </w:rPr>
-              <w:t>Pemrosesan</w:t>
-            </w:r>
-            <w:proofErr w:type="spellEnd"/>
-            <w:r>
-              <w:rPr>
-                <w:sz w:val="16"/>
-                <w:szCs w:val="20"/>
-                <w:lang w:val="en-US"/>
-              </w:rPr>
-              <w:t xml:space="preserve"> </w:t>
-            </w:r>
-            <w:proofErr w:type="spellStart"/>
-            <w:r>
-              <w:rPr>
-                <w:sz w:val="16"/>
-                <w:szCs w:val="20"/>
-                <w:lang w:val="en-US"/>
-              </w:rPr>
-              <w:t>Nasabah</w:t>
-            </w:r>
-            <w:proofErr w:type="spellEnd"/>
-            <w:r>
-              <w:rPr>
-                <w:sz w:val="16"/>
-                <w:szCs w:val="20"/>
-                <w:lang w:val="en-US"/>
-              </w:rPr>
-              <w:t xml:space="preserve"> </w:t>
-            </w:r>
-            <w:proofErr w:type="spellStart"/>
-            <w:r>
-              <w:rPr>
-                <w:sz w:val="16"/>
-                <w:szCs w:val="20"/>
-                <w:lang w:val="en-US"/>
-              </w:rPr>
-              <w:t>dengan</w:t>
-            </w:r>
-            <w:proofErr w:type="spellEnd"/>
-            <w:r>
-              <w:rPr>
-                <w:sz w:val="16"/>
-                <w:szCs w:val="20"/>
-                <w:lang w:val="en-US"/>
-              </w:rPr>
-              <w:t xml:space="preserve"> Status Scoring Not Recommended </w:t>
-            </w:r>
-            <w:proofErr w:type="spellStart"/>
-            <w:r>
-              <w:rPr>
-                <w:sz w:val="16"/>
-                <w:szCs w:val="20"/>
-                <w:lang w:val="en-US"/>
-              </w:rPr>
-              <w:t>Pembiayaan</w:t>
-            </w:r>
-            <w:proofErr w:type="spellEnd"/>
-            <w:r>
-              <w:rPr>
-                <w:sz w:val="16"/>
-                <w:szCs w:val="20"/>
-                <w:lang w:val="en-US"/>
-              </w:rPr>
-              <w:t xml:space="preserve"> </w:t>
-            </w:r>
-            <w:proofErr w:type="spellStart"/>
-            <w:r>
-              <w:rPr>
-                <w:sz w:val="16"/>
-                <w:szCs w:val="20"/>
-                <w:lang w:val="en-US"/>
-              </w:rPr>
-              <w:t>Mitraguna</w:t>
-            </w:r>
-            <w:proofErr w:type="spellEnd"/>
-            <w:r>
-              <w:rPr>
-                <w:sz w:val="16"/>
-                <w:szCs w:val="20"/>
-                <w:lang w:val="en-US"/>
-              </w:rPr>
-              <w:t xml:space="preserve"> Berkah dan Pra/ </w:t>
-            </w:r>
-            <w:proofErr w:type="spellStart"/>
-            <w:r>
-              <w:rPr>
-                <w:sz w:val="16"/>
-                <w:szCs w:val="20"/>
-                <w:lang w:val="en-US"/>
-              </w:rPr>
-              <w:t>Pensiun</w:t>
-            </w:r>
-            <w:proofErr w:type="spellEnd"/>
-            <w:r>
-              <w:rPr>
-                <w:sz w:val="16"/>
-                <w:szCs w:val="20"/>
-                <w:lang w:val="en-US"/>
-              </w:rPr>
-              <w:t xml:space="preserve"> Berkah Bulan </w:t>
+              <w:t xml:space="preserve"> Perihal Mekanisme Pemrosesan Nasabah dengan Status Scoring Not Recommended Pembiayaan Mitraguna Berkah dan Pra/ Pensiun Berkah Bulan </w:t>
             </w:r>
             <w:r>
               <w:rPr>
@@ -1330,43 +1056,7 @@
                 <w:szCs w:val="20"/>
                 <w:lang w:val="en-US"/>
               </w:rPr>
-              <w:t xml:space="preserve">Manual </w:t>
-            </w:r>
-            <w:proofErr w:type="spellStart"/>
-            <w:r>
-              <w:rPr>
-                <w:sz w:val="16"/>
-                <w:szCs w:val="20"/>
-                <w:lang w:val="en-US"/>
-              </w:rPr>
-              <w:t>Produk</w:t>
-            </w:r>
-            <w:proofErr w:type="spellEnd"/>
-            <w:r>
-              <w:rPr>
-                <w:sz w:val="16"/>
-                <w:szCs w:val="20"/>
-                <w:lang w:val="en-US"/>
-              </w:rPr>
-              <w:t xml:space="preserve"> (MP) </w:t>
-            </w:r>
-            <w:proofErr w:type="spellStart"/>
-            <w:r>
-              <w:rPr>
-                <w:sz w:val="16"/>
-                <w:szCs w:val="20"/>
-                <w:lang w:val="en-US"/>
-              </w:rPr>
-              <w:t>Mitraguna</w:t>
-            </w:r>
-            <w:proofErr w:type="spellEnd"/>
-            <w:r>
-              <w:rPr>
-                <w:sz w:val="16"/>
-                <w:szCs w:val="20"/>
-                <w:lang w:val="en-US"/>
-              </w:rPr>
-              <w:t xml:space="preserve"> Berkah.</w:t>
+              <w:t>Manual Produk (MP) Mitraguna Berkah.</w:t>
             </w:r>
             <w:r>
               <w:rPr>
@@ -1535,7 +1225,7 @@
           <w:sz w:val="20"/>
           <w:szCs w:val="20"/>
         </w:rPr>
-        <w:t>{{AREA_NAMA}}</w:t>
+        <w:t>{{AREA}}</w:t>
       </w:r>
       <w:r>
         <w:rPr>
@@ -1847,37 +1537,800 @@
           <w:sz w:val="20"/>
           <w:szCs w:val="20"/>
         </w:rPr>
-        <w:t>Persetujuan ini berlaku untuk nama nasabah sebagai berikut:</w:t>
-      </w:r>
+        <w:t xml:space="preserve">Persetujuan ini berlaku untuk nama nasabah </w:t>
+      </w:r>
+      <w:r>
+        <w:rPr>
+          <w:b/>
+          <w:bCs/>
+          <w:sz w:val="20"/>
+          <w:szCs w:val="20"/>
+        </w:rPr>
+        <w:t>sebagaimana terlampir pada Lampiran 1 dokumen ini</w:t>
+      </w:r>
+      <w:r>
+        <w:rPr>
+          <w:sz w:val="20"/>
+          <w:szCs w:val="20"/>
+        </w:rPr>
+        <w:t>.</w:t>
+      </w:r>
+    </w:p>
+    <w:p>
+      <w:pPr>
+        <w:pStyle w:val="BodyText"/>
+        <w:spacing w:line="264" w:lineRule="auto"/>
+        <w:ind w:right="189"/>
+        <w:jc w:val="both"/>
+        <w:rPr>
+          <w:sz w:val="20"/>
+          <w:szCs w:val="20"/>
+        </w:rPr>
+      </w:pPr>
+    </w:p>
+    <w:p>
+      <w:pPr>
+        <w:pStyle w:val="BodyText"/>
+        <w:spacing w:line="264" w:lineRule="auto"/>
+        <w:ind w:left="151" w:right="189"/>
+        <w:jc w:val="both"/>
+        <w:rPr>
+          <w:spacing w:val="-2"/>
+          <w:sz w:val="20"/>
+          <w:szCs w:val="20"/>
+        </w:rPr>
+      </w:pPr>
+      <w:r>
+        <w:rPr>
+          <w:sz w:val="20"/>
+          <w:szCs w:val="20"/>
+        </w:rPr>
+        <w:t>Demikian</w:t>
+      </w:r>
+      <w:r>
+        <w:rPr>
+          <w:spacing w:val="80"/>
+          <w:sz w:val="20"/>
+          <w:szCs w:val="20"/>
+        </w:rPr>
+        <w:t xml:space="preserve"> </w:t>
+      </w:r>
+      <w:r>
+        <w:rPr>
+          <w:sz w:val="20"/>
+          <w:szCs w:val="20"/>
+        </w:rPr>
+        <w:t>kami</w:t>
+      </w:r>
+      <w:r>
+        <w:rPr>
+          <w:spacing w:val="80"/>
+          <w:sz w:val="20"/>
+          <w:szCs w:val="20"/>
+        </w:rPr>
+        <w:t xml:space="preserve"> </w:t>
+      </w:r>
+      <w:r>
+        <w:rPr>
+          <w:sz w:val="20"/>
+          <w:szCs w:val="20"/>
+        </w:rPr>
+        <w:t>sampaikan.</w:t>
+      </w:r>
+      <w:r>
+        <w:rPr>
+          <w:spacing w:val="80"/>
+          <w:sz w:val="20"/>
+          <w:szCs w:val="20"/>
+        </w:rPr>
+        <w:t xml:space="preserve"> </w:t>
+      </w:r>
+      <w:r>
+        <w:rPr>
+          <w:sz w:val="20"/>
+          <w:szCs w:val="20"/>
+        </w:rPr>
+        <w:t>Atas</w:t>
+      </w:r>
+      <w:r>
+        <w:rPr>
+          <w:spacing w:val="80"/>
+          <w:sz w:val="20"/>
+          <w:szCs w:val="20"/>
+        </w:rPr>
+        <w:t xml:space="preserve"> </w:t>
+      </w:r>
+      <w:r>
+        <w:rPr>
+          <w:sz w:val="20"/>
+          <w:szCs w:val="20"/>
+        </w:rPr>
+        <w:t>perhatian</w:t>
+      </w:r>
+      <w:r>
+        <w:rPr>
+          <w:spacing w:val="80"/>
+          <w:sz w:val="20"/>
+          <w:szCs w:val="20"/>
+        </w:rPr>
+        <w:t xml:space="preserve"> </w:t>
+      </w:r>
+      <w:r>
+        <w:rPr>
+          <w:sz w:val="20"/>
+          <w:szCs w:val="20"/>
+        </w:rPr>
+        <w:t>dan</w:t>
+      </w:r>
+      <w:r>
+        <w:rPr>
+          <w:spacing w:val="80"/>
+          <w:sz w:val="20"/>
+          <w:szCs w:val="20"/>
+        </w:rPr>
+        <w:t xml:space="preserve"> </w:t>
+      </w:r>
+      <w:r>
+        <w:rPr>
+          <w:sz w:val="20"/>
+          <w:szCs w:val="20"/>
+        </w:rPr>
+        <w:t>kerjasama</w:t>
+      </w:r>
+      <w:r>
+        <w:rPr>
+          <w:spacing w:val="80"/>
+          <w:sz w:val="20"/>
+          <w:szCs w:val="20"/>
+        </w:rPr>
+        <w:t xml:space="preserve"> </w:t>
+      </w:r>
+      <w:r>
+        <w:rPr>
+          <w:sz w:val="20"/>
+          <w:szCs w:val="20"/>
+        </w:rPr>
+        <w:t>Saudara,</w:t>
+      </w:r>
+      <w:r>
+        <w:rPr>
+          <w:spacing w:val="80"/>
+          <w:sz w:val="20"/>
+          <w:szCs w:val="20"/>
+        </w:rPr>
+        <w:t xml:space="preserve"> </w:t>
+      </w:r>
+      <w:r>
+        <w:rPr>
+          <w:sz w:val="20"/>
+          <w:szCs w:val="20"/>
+        </w:rPr>
+        <w:t>kami</w:t>
+      </w:r>
+      <w:r>
+        <w:rPr>
+          <w:spacing w:val="80"/>
+          <w:sz w:val="20"/>
+          <w:szCs w:val="20"/>
+        </w:rPr>
+        <w:t xml:space="preserve"> </w:t>
+      </w:r>
+      <w:r>
+        <w:rPr>
+          <w:sz w:val="20"/>
+          <w:szCs w:val="20"/>
+        </w:rPr>
+        <w:t xml:space="preserve">ucapkan </w:t>
+      </w:r>
+      <w:r>
+        <w:rPr>
+          <w:spacing w:val="-2"/>
+          <w:sz w:val="20"/>
+          <w:szCs w:val="20"/>
+        </w:rPr>
+        <w:t>terimakasih.</w:t>
+      </w:r>
+    </w:p>
+    <w:p>
+      <w:pPr>
+        <w:pStyle w:val="BodyText"/>
+        <w:spacing w:line="264" w:lineRule="auto"/>
+        <w:ind w:left="151" w:right="189"/>
+        <w:jc w:val="both"/>
+        <w:rPr>
+          <w:rFonts w:ascii="Arial" w:hAnsi="Arial"/>
+          <w:i/>
+          <w:spacing w:val="-2"/>
+          <w:sz w:val="20"/>
+          <w:szCs w:val="20"/>
+        </w:rPr>
+      </w:pPr>
+      <w:r>
+        <w:rPr>
+          <w:rFonts w:ascii="Arial" w:hAnsi="Arial"/>
+          <w:i/>
+          <w:spacing w:val="-2"/>
+          <w:sz w:val="20"/>
+          <w:szCs w:val="20"/>
+        </w:rPr>
+        <w:t>Wassalaamu’alaykum</w:t>
+      </w:r>
+      <w:r>
+        <w:rPr>
+          <w:rFonts w:ascii="Arial" w:hAnsi="Arial"/>
+          <w:i/>
+          <w:spacing w:val="15"/>
+          <w:sz w:val="20"/>
+          <w:szCs w:val="20"/>
+        </w:rPr>
+        <w:t xml:space="preserve"> </w:t>
+      </w:r>
+      <w:r>
+        <w:rPr>
+          <w:rFonts w:ascii="Arial" w:hAnsi="Arial"/>
+          <w:i/>
+          <w:spacing w:val="-2"/>
+          <w:sz w:val="20"/>
+          <w:szCs w:val="20"/>
+        </w:rPr>
+        <w:t>War</w:t>
+      </w:r>
+      <w:r>
+        <w:rPr>
+          <w:rFonts w:ascii="Arial" w:hAnsi="Arial"/>
+          <w:i/>
+          <w:spacing w:val="-2"/>
+          <w:sz w:val="20"/>
+          <w:szCs w:val="20"/>
+        </w:rPr>
+        <w:t>a</w:t>
+      </w:r>
+      <w:r>
+        <w:rPr>
+          <w:rFonts w:ascii="Arial" w:hAnsi="Arial"/>
+          <w:i/>
+          <w:spacing w:val="-2"/>
+          <w:sz w:val="20"/>
+          <w:szCs w:val="20"/>
+        </w:rPr>
+        <w:t>hmatullahi</w:t>
+      </w:r>
+      <w:r>
+        <w:rPr>
+          <w:rFonts w:ascii="Arial" w:hAnsi="Arial"/>
+          <w:i/>
+          <w:spacing w:val="13"/>
+          <w:sz w:val="20"/>
+          <w:szCs w:val="20"/>
+        </w:rPr>
+        <w:t xml:space="preserve"> </w:t>
+      </w:r>
+      <w:r>
+        <w:rPr>
+          <w:rFonts w:ascii="Arial" w:hAnsi="Arial"/>
+          <w:i/>
+          <w:spacing w:val="-2"/>
+          <w:sz w:val="20"/>
+          <w:szCs w:val="20"/>
+        </w:rPr>
+        <w:t>Wabbar</w:t>
+      </w:r>
+      <w:r>
+        <w:rPr>
+          <w:rFonts w:ascii="Arial" w:hAnsi="Arial"/>
+          <w:i/>
+          <w:spacing w:val="-2"/>
+          <w:sz w:val="20"/>
+          <w:szCs w:val="20"/>
+        </w:rPr>
+        <w:t>a</w:t>
+      </w:r>
+      <w:r>
+        <w:rPr>
+          <w:rFonts w:ascii="Arial" w:hAnsi="Arial"/>
+          <w:i/>
+          <w:spacing w:val="-2"/>
+          <w:sz w:val="20"/>
+          <w:szCs w:val="20"/>
+        </w:rPr>
+        <w:t>katuh.</w:t>
+      </w:r>
+    </w:p>
+    <w:p>
+      <w:pPr>
+        <w:pStyle w:val="BodyText"/>
+        <w:spacing w:line="264" w:lineRule="auto"/>
+        <w:ind w:left="151" w:right="189"/>
+        <w:jc w:val="both"/>
+        <w:rPr>
+          <w:rFonts w:ascii="Arial" w:hAnsi="Arial"/>
+          <w:i/>
+          <w:spacing w:val="-2"/>
+          <w:sz w:val="20"/>
+          <w:szCs w:val="20"/>
+        </w:rPr>
+      </w:pPr>
+    </w:p>
+    <w:p>
+      <w:pPr>
+        <w:pStyle w:val="BodyText"/>
+        <w:spacing w:line="264" w:lineRule="auto"/>
+        <w:ind w:left="151" w:right="189"/>
+        <w:jc w:val="both"/>
+        <w:rPr>
+          <w:rFonts w:ascii="Arial" w:hAnsi="Arial"/>
+          <w:i/>
+          <w:spacing w:val="-2"/>
+          <w:sz w:val="20"/>
+          <w:szCs w:val="20"/>
+        </w:rPr>
+      </w:pPr>
+    </w:p>
+    <w:p>
+      <w:pPr>
+        <w:pStyle w:val="BodyText"/>
+        <w:spacing w:line="264" w:lineRule="auto"/>
+        <w:ind w:left="151" w:right="189"/>
+        <w:jc w:val="both"/>
+        <w:rPr>
+          <w:sz w:val="20"/>
+          <w:szCs w:val="20"/>
+        </w:rPr>
+      </w:pPr>
+    </w:p>
+    <w:p>
+      <w:pPr>
+        <w:pStyle w:val="BodyText"/>
+        <w:ind w:left="142" w:right="4448"/>
+        <w:rPr>
+          <w:sz w:val="20"/>
+          <w:szCs w:val="20"/>
+        </w:rPr>
+      </w:pPr>
+      <w:r>
+        <w:rPr>
+          <w:sz w:val="20"/>
+          <w:szCs w:val="20"/>
+        </w:rPr>
+        <w:t>PT</w:t>
+      </w:r>
+      <w:r>
+        <w:rPr>
+          <w:spacing w:val="-6"/>
+          <w:sz w:val="20"/>
+          <w:szCs w:val="20"/>
+        </w:rPr>
+        <w:t xml:space="preserve"> </w:t>
+      </w:r>
+      <w:r>
+        <w:rPr>
+          <w:sz w:val="20"/>
+          <w:szCs w:val="20"/>
+        </w:rPr>
+        <w:t>BANK</w:t>
+      </w:r>
+      <w:r>
+        <w:rPr>
+          <w:spacing w:val="-8"/>
+          <w:sz w:val="20"/>
+          <w:szCs w:val="20"/>
+        </w:rPr>
+        <w:t xml:space="preserve"> </w:t>
+      </w:r>
+      <w:r>
+        <w:rPr>
+          <w:sz w:val="20"/>
+          <w:szCs w:val="20"/>
+        </w:rPr>
+        <w:t>SYARIAH</w:t>
+      </w:r>
+      <w:r>
+        <w:rPr>
+          <w:spacing w:val="-10"/>
+          <w:sz w:val="20"/>
+          <w:szCs w:val="20"/>
+        </w:rPr>
+        <w:t xml:space="preserve"> </w:t>
+      </w:r>
+      <w:r>
+        <w:rPr>
+          <w:sz w:val="20"/>
+          <w:szCs w:val="20"/>
+        </w:rPr>
+        <w:t>INDONESIA</w:t>
+      </w:r>
+      <w:r>
+        <w:rPr>
+          <w:sz w:val="20"/>
+          <w:szCs w:val="20"/>
+        </w:rPr>
+        <w:t xml:space="preserve"> (PERSERO)</w:t>
+      </w:r>
+      <w:r>
+        <w:rPr>
+          <w:sz w:val="20"/>
+          <w:szCs w:val="20"/>
+        </w:rPr>
+        <w:t>,</w:t>
+      </w:r>
+      <w:r>
+        <w:rPr>
+          <w:spacing w:val="-10"/>
+          <w:sz w:val="20"/>
+          <w:szCs w:val="20"/>
+        </w:rPr>
+        <w:t xml:space="preserve"> </w:t>
+      </w:r>
+      <w:r>
+        <w:rPr>
+          <w:sz w:val="20"/>
+          <w:szCs w:val="20"/>
+        </w:rPr>
+        <w:t>T</w:t>
+      </w:r>
+      <w:r>
+        <w:rPr>
+          <w:sz w:val="20"/>
+          <w:szCs w:val="20"/>
+        </w:rPr>
+        <w:t>bk</w:t>
+      </w:r>
+      <w:r>
+        <w:rPr>
+          <w:sz w:val="20"/>
+          <w:szCs w:val="20"/>
+        </w:rPr>
+        <w:t xml:space="preserve"> </w:t>
+      </w:r>
+    </w:p>
+    <w:p>
+      <w:pPr>
+        <w:pStyle w:val="BodyText"/>
+        <w:ind w:left="142" w:right="4448"/>
+        <w:rPr>
+          <w:sz w:val="20"/>
+          <w:szCs w:val="20"/>
+        </w:rPr>
+      </w:pPr>
+      <w:r>
+        <w:rPr>
+          <w:sz w:val="20"/>
+          <w:szCs w:val="20"/>
+        </w:rPr>
+        <w:t>CONSUMER BUSINESS 2 GROUP</w:t>
+      </w:r>
+    </w:p>
+    <w:p>
+      <w:pPr>
+        <w:pStyle w:val="BodyText"/>
+        <w:spacing w:line="120" w:lineRule="exact"/>
+        <w:rPr>
+          <w:sz w:val="20"/>
+          <w:szCs w:val="20"/>
+        </w:rPr>
+      </w:pPr>
+    </w:p>
+    <w:p>
+      <w:pPr>
+        <w:pStyle w:val="BodyText"/>
+        <w:rPr>
+          <w:sz w:val="20"/>
+          <w:szCs w:val="20"/>
+        </w:rPr>
+      </w:pPr>
+    </w:p>
+    <w:p>
+      <w:pPr>
+        <w:pStyle w:val="BodyText"/>
+        <w:spacing w:line="120" w:lineRule="exact"/>
+        <w:ind w:left="214"/>
+        <w:rPr>
+          <w:sz w:val="20"/>
+          <w:szCs w:val="20"/>
+        </w:rPr>
+      </w:pPr>
+    </w:p>
+    <w:p>
+      <w:pPr>
+        <w:pStyle w:val="BodyText"/>
+        <w:spacing w:line="120" w:lineRule="exact"/>
+        <w:rPr>
+          <w:sz w:val="20"/>
+          <w:szCs w:val="20"/>
+        </w:rPr>
+      </w:pPr>
+    </w:p>
+    <w:p>
+      <w:pPr>
+        <w:pStyle w:val="BodyText"/>
+        <w:spacing w:line="120" w:lineRule="exact"/>
+        <w:ind w:left="214"/>
+        <w:rPr>
+          <w:sz w:val="20"/>
+          <w:szCs w:val="20"/>
+        </w:rPr>
+      </w:pPr>
+    </w:p>
+    <w:p>
+      <w:pPr>
+        <w:pStyle w:val="BodyText"/>
+        <w:spacing w:line="120" w:lineRule="exact"/>
+        <w:ind w:left="214"/>
+        <w:rPr>
+          <w:sz w:val="20"/>
+          <w:szCs w:val="20"/>
+        </w:rPr>
+      </w:pPr>
+    </w:p>
+    <w:p>
+      <w:pPr>
+        <w:pStyle w:val="BodyText"/>
+        <w:spacing w:line="120" w:lineRule="exact"/>
+        <w:ind w:left="214"/>
+        <w:rPr>
+          <w:sz w:val="20"/>
+          <w:szCs w:val="20"/>
+        </w:rPr>
+      </w:pPr>
+    </w:p>
+    <w:p>
+      <w:pPr>
+        <w:pStyle w:val="BodyText"/>
+        <w:spacing w:line="120" w:lineRule="exact"/>
+        <w:ind w:left="214"/>
+        <w:rPr>
+          <w:sz w:val="20"/>
+          <w:szCs w:val="20"/>
+        </w:rPr>
+      </w:pPr>
+    </w:p>
+    <w:p>
+      <w:pPr>
+        <w:pStyle w:val="BodyText"/>
+        <w:spacing w:line="120" w:lineRule="exact"/>
+        <w:ind w:left="214"/>
+        <w:rPr>
+          <w:sz w:val="20"/>
+          <w:szCs w:val="20"/>
+        </w:rPr>
+      </w:pPr>
+    </w:p>
+    <w:p>
+      <w:pPr>
+        <w:pStyle w:val="BodyText"/>
+        <w:spacing w:line="252" w:lineRule="exact"/>
+        <w:ind w:left="214"/>
+        <w:rPr>
+          <w:sz w:val="20"/>
+          <w:szCs w:val="20"/>
+        </w:rPr>
+      </w:pPr>
+      <w:r>
+        <w:rPr>
+          <w:sz w:val="20"/>
+          <w:szCs w:val="20"/>
+        </w:rPr>
+        <w:t>Arief Satiana</w:t>
+      </w:r>
+    </w:p>
+    <w:p>
+      <w:pPr>
+        <w:spacing w:line="252" w:lineRule="exact"/>
+        <w:ind w:left="214"/>
+        <w:rPr>
+          <w:rFonts w:ascii="Arial"/>
+          <w:i/>
+          <w:spacing w:val="-4"/>
+          <w:sz w:val="20"/>
+          <w:szCs w:val="20"/>
+        </w:rPr>
+      </w:pPr>
+      <w:r>
+        <w:rPr>
+          <w:rFonts w:ascii="Arial"/>
+          <w:i/>
+          <w:sz w:val="20"/>
+          <w:szCs w:val="20"/>
+        </w:rPr>
+        <w:t>Pjs</w:t>
+      </w:r>
+      <w:r>
+        <w:rPr>
+          <w:rFonts w:ascii="Arial"/>
+          <w:i/>
+          <w:sz w:val="20"/>
+          <w:szCs w:val="20"/>
+        </w:rPr>
+        <w:t xml:space="preserve">. </w:t>
+      </w:r>
+      <w:r>
+        <w:rPr>
+          <w:rFonts w:ascii="Arial"/>
+          <w:i/>
+          <w:sz w:val="20"/>
+          <w:szCs w:val="20"/>
+        </w:rPr>
+        <w:t>Group</w:t>
+      </w:r>
+      <w:r>
+        <w:rPr>
+          <w:rFonts w:ascii="Arial"/>
+          <w:i/>
+          <w:spacing w:val="-6"/>
+          <w:sz w:val="20"/>
+          <w:szCs w:val="20"/>
+        </w:rPr>
+        <w:t xml:space="preserve"> </w:t>
+      </w:r>
+      <w:r>
+        <w:rPr>
+          <w:rFonts w:ascii="Arial"/>
+          <w:i/>
+          <w:spacing w:val="-4"/>
+          <w:sz w:val="20"/>
+          <w:szCs w:val="20"/>
+        </w:rPr>
+        <w:t>Head</w:t>
+      </w:r>
+    </w:p>
+    <w:p>
+      <w:pPr>
+        <w:spacing w:line="252" w:lineRule="exact"/>
+        <w:ind w:left="214"/>
+        <w:rPr>
+          <w:rFonts w:ascii="Arial"/>
+          <w:i/>
+          <w:spacing w:val="-4"/>
+          <w:sz w:val="20"/>
+          <w:szCs w:val="20"/>
+        </w:rPr>
+      </w:pPr>
+    </w:p>
+    <w:p>
+      <w:pPr>
+        <w:spacing w:line="252" w:lineRule="exact"/>
+        <w:ind w:left="214"/>
+        <w:rPr>
+          <w:spacing w:val="-2"/>
+          <w:sz w:val="18"/>
+          <w:szCs w:val="18"/>
+        </w:rPr>
+        <w:sectPr>
+          <w:headerReference w:type="default" r:id="rId9"/>
+          <w:footerReference w:type="default" r:id="rId10"/>
+          <w:footerReference w:type="first" r:id="rId11"/>
+          <w:pgSz w:w="11910" w:h="16850"/>
+          <w:pgMar w:top="1418" w:right="1000" w:bottom="0" w:left="1200" w:header="500" w:footer="464" w:gutter="0"/>
+          <w:cols w:space="720"/>
+          <w:titlePg/>
+          <w:docGrid w:linePitch="299"/>
+        </w:sectPr>
+      </w:pPr>
+      <w:r>
+        <w:rPr>
+          <w:spacing w:val="-2"/>
+          <w:sz w:val="20"/>
+          <w:szCs w:val="20"/>
+        </w:rPr>
+        <w:t>Tembusan</w:t>
+      </w:r>
+      <w:r>
+        <w:rPr>
+          <w:spacing w:val="-2"/>
+          <w:sz w:val="20"/>
+          <w:szCs w:val="20"/>
+        </w:rPr>
+        <w:t>:</w:t>
+      </w:r>
+      <w:r>
+        <w:rPr>
+          <w:spacing w:val="-2"/>
+          <w:sz w:val="20"/>
+          <w:szCs w:val="20"/>
+        </w:rPr>
+        <w:t xml:space="preserve"> </w:t>
+      </w:r>
+      <w:r>
+        <w:rPr>
+          <w:spacing w:val="-2"/>
+          <w:sz w:val="18"/>
+          <w:szCs w:val="18"/>
+        </w:rPr>
+        <w:t>{{REG}} – {{CAB}}</w:t>
+      </w:r>
+    </w:p>
+    <w:p>
+      <w:pPr>
+        <w:spacing w:line="252" w:lineRule="exact"/>
+        <w:ind w:left="214"/>
+        <w:rPr>
+          <w:b/>
+          <w:bCs/>
+          <w:spacing w:val="-2"/>
+          <w:sz w:val="24"/>
+          <w:szCs w:val="24"/>
+        </w:rPr>
+      </w:pPr>
+    </w:p>
+    <w:p>
+      <w:pPr>
+        <w:spacing w:line="252" w:lineRule="exact"/>
+        <w:ind w:left="3094" w:firstLine="506"/>
+        <w:rPr>
+          <w:b/>
+          <w:bCs/>
+          <w:spacing w:val="-2"/>
+          <w:sz w:val="24"/>
+          <w:szCs w:val="24"/>
+        </w:rPr>
+      </w:pPr>
+      <w:r>
+        <w:rPr>
+          <w:b/>
+          <w:bCs/>
+          <w:spacing w:val="-2"/>
+          <w:sz w:val="24"/>
+          <w:szCs w:val="24"/>
+        </w:rPr>
+        <w:t>LAMPIRAN 1: DAFTAR NAMA NASABAH YANG DISETUJUI</w:t>
+      </w:r>
+    </w:p>
+    <w:p>
+      <w:pPr>
+        <w:spacing w:line="252" w:lineRule="exact"/>
+        <w:ind w:left="214"/>
+        <w:jc w:val="center"/>
+        <w:rPr>
+          <w:b/>
+          <w:bCs/>
+          <w:spacing w:val="-2"/>
+          <w:sz w:val="24"/>
+          <w:szCs w:val="24"/>
+        </w:rPr>
+      </w:pPr>
+    </w:p>
+    <w:p>
+      <w:pPr>
+        <w:spacing w:line="252" w:lineRule="exact"/>
+        <w:ind w:left="214"/>
+        <w:jc w:val="center"/>
+        <w:rPr>
+          <w:b/>
+          <w:bCs/>
+          <w:spacing w:val="-2"/>
+          <w:sz w:val="24"/>
+          <w:szCs w:val="24"/>
+        </w:rPr>
+      </w:pPr>
     </w:p>
     <w:tbl>
       <w:tblPr>
         <w:tblStyle w:val="TableGrid"/>
-        <w:tblW w:w="10182" w:type="dxa"/>
-        <w:tblInd w:w="-5" w:type="dxa"/>
+        <w:tblW w:w="15117" w:type="dxa"/>
+        <w:tblInd w:w="-558" w:type="dxa"/>
         <w:tblLayout w:type="fixed"/>
         <w:tblLook w:val="04A0" w:firstRow="1" w:lastRow="0" w:firstColumn="1" w:lastColumn="0" w:noHBand="0" w:noVBand="1"/>
       </w:tblPr>
       <w:tblGrid>
-        <w:gridCol w:w="786"/>
-        <w:gridCol w:w="700"/>
-        <w:gridCol w:w="1136"/>
-        <w:gridCol w:w="1150"/>
-        <w:gridCol w:w="1000"/>
-        <w:gridCol w:w="1250"/>
-        <w:gridCol w:w="1250"/>
-        <w:gridCol w:w="850"/>
-        <w:gridCol w:w="1050"/>
-        <w:gridCol w:w="1010"/>
+        <w:gridCol w:w="993"/>
+        <w:gridCol w:w="1559"/>
+        <w:gridCol w:w="1531"/>
+        <w:gridCol w:w="1527"/>
+        <w:gridCol w:w="1478"/>
+        <w:gridCol w:w="1276"/>
+        <w:gridCol w:w="1559"/>
+        <w:gridCol w:w="1276"/>
+        <w:gridCol w:w="2199"/>
+        <w:gridCol w:w="1719"/>
       </w:tblGrid>
       <w:tr>
         <w:trPr>
-          <w:trHeight w:val="20"/>
+          <w:trHeight w:val="555"/>
         </w:trPr>
         <w:tc>
           <w:tcPr>
-            <w:tcW w:w="786" w:type="dxa"/>
-            <w:shd w:val="clear" w:color="auto" w:fill="B4C6E7" w:themeFill="accent1" w:themeFillTint="66"/>
+            <w:tcW w:w="993" w:type="dxa"/>
+            <w:shd w:val="clear" w:color="auto" w:fill="4BC999"/>
             <w:tcMar>
               <w:top w:w="10" w:type="dxa"/>
               <w:left w:w="15" w:type="dxa"/>
@@ -1891,39 +2344,25 @@
               <w:pStyle w:val="BodyText"/>
               <w:spacing w:line="200" w:lineRule="auto"/>
               <w:ind w:right="189"/>
-              <w:jc w:val="both"/>
-              <w:rPr>
-                <w:sz w:val="11"/>
-                <w:szCs w:val="11"/>
+              <w:jc w:val="center"/>
+              <w:rPr>
+                <w:sz w:val="19"/>
+                <w:szCs w:val="19"/>
               </w:rPr>
             </w:pPr>
             <w:r>
               <w:rPr>
-                <w:sz w:val="11"/>
-                <w:szCs w:val="11"/>
-              </w:rPr>
-              <w:t>REGI</w:t>
-            </w:r>
-            <w:r>
-              <w:rPr>
-                <w:sz w:val="11"/>
-                <w:szCs w:val="11"/>
-              </w:rPr>
-              <w:t>O</w:t>
-            </w:r>
-            <w:r>
-              <w:rPr>
-                <w:sz w:val="11"/>
-                <w:szCs w:val="11"/>
-              </w:rPr>
-              <w:t>N</w:t>
+                <w:sz w:val="19"/>
+                <w:szCs w:val="19"/>
+              </w:rPr>
+              <w:t>REGION</w:t>
             </w:r>
           </w:p>
         </w:tc>
         <w:tc>
           <w:tcPr>
-            <w:tcW w:w="700" w:type="dxa"/>
-            <w:shd w:val="clear" w:color="auto" w:fill="B4C6E7" w:themeFill="accent1" w:themeFillTint="66"/>
+            <w:tcW w:w="1559" w:type="dxa"/>
+            <w:shd w:val="clear" w:color="auto" w:fill="4BC999"/>
             <w:tcMar>
               <w:top w:w="10" w:type="dxa"/>
               <w:left w:w="15" w:type="dxa"/>
@@ -1937,16 +2376,16 @@
               <w:pStyle w:val="BodyText"/>
               <w:spacing w:line="200" w:lineRule="auto"/>
               <w:ind w:right="189"/>
-              <w:jc w:val="both"/>
-              <w:rPr>
-                <w:sz w:val="11"/>
-                <w:szCs w:val="11"/>
+              <w:jc w:val="center"/>
+              <w:rPr>
+                <w:sz w:val="19"/>
+                <w:szCs w:val="19"/>
               </w:rPr>
             </w:pPr>
             <w:r>
               <w:rPr>
-                <w:sz w:val="11"/>
-                <w:szCs w:val="11"/>
+                <w:sz w:val="19"/>
+                <w:szCs w:val="19"/>
               </w:rPr>
               <w:t>AREA</w:t>
             </w:r>
@@ -1954,8 +2393,8 @@
         </w:tc>
         <w:tc>
           <w:tcPr>
-            <w:tcW w:w="1136" w:type="dxa"/>
-            <w:shd w:val="clear" w:color="auto" w:fill="B4C6E7" w:themeFill="accent1" w:themeFillTint="66"/>
+            <w:tcW w:w="1531" w:type="dxa"/>
+            <w:shd w:val="clear" w:color="auto" w:fill="4BC999"/>
             <w:tcMar>
               <w:top w:w="10" w:type="dxa"/>
               <w:left w:w="15" w:type="dxa"/>
@@ -1969,16 +2408,16 @@
               <w:pStyle w:val="BodyText"/>
               <w:spacing w:line="200" w:lineRule="auto"/>
               <w:ind w:right="189"/>
-              <w:jc w:val="both"/>
-              <w:rPr>
-                <w:sz w:val="11"/>
-                <w:szCs w:val="11"/>
+              <w:jc w:val="center"/>
+              <w:rPr>
+                <w:sz w:val="19"/>
+                <w:szCs w:val="19"/>
               </w:rPr>
             </w:pPr>
             <w:r>
               <w:rPr>
-                <w:sz w:val="11"/>
-                <w:szCs w:val="11"/>
+                <w:sz w:val="19"/>
+                <w:szCs w:val="19"/>
               </w:rPr>
               <w:t>NAMA CABANG</w:t>
             </w:r>
@@ -1986,8 +2425,8 @@
         </w:tc>
         <w:tc>
           <w:tcPr>
-            <w:tcW w:w="1150" w:type="dxa"/>
-            <w:shd w:val="clear" w:color="auto" w:fill="B4C6E7" w:themeFill="accent1" w:themeFillTint="66"/>
+            <w:tcW w:w="1527" w:type="dxa"/>
+            <w:shd w:val="clear" w:color="auto" w:fill="4BC999"/>
             <w:tcMar>
               <w:top w:w="10" w:type="dxa"/>
               <w:left w:w="15" w:type="dxa"/>
@@ -2001,16 +2440,16 @@
               <w:pStyle w:val="BodyText"/>
               <w:spacing w:line="200" w:lineRule="auto"/>
               <w:ind w:right="189"/>
-              <w:jc w:val="both"/>
-              <w:rPr>
-                <w:sz w:val="11"/>
-                <w:szCs w:val="11"/>
+              <w:jc w:val="center"/>
+              <w:rPr>
+                <w:sz w:val="19"/>
+                <w:szCs w:val="19"/>
               </w:rPr>
             </w:pPr>
             <w:r>
               <w:rPr>
-                <w:sz w:val="11"/>
-                <w:szCs w:val="11"/>
+                <w:sz w:val="19"/>
+                <w:szCs w:val="19"/>
               </w:rPr>
               <w:t>NAMA NASABAH</w:t>
             </w:r>
@@ -2018,8 +2457,8 @@
         </w:tc>
         <w:tc>
           <w:tcPr>
-            <w:tcW w:w="1000" w:type="dxa"/>
-            <w:shd w:val="clear" w:color="auto" w:fill="B4C6E7" w:themeFill="accent1" w:themeFillTint="66"/>
+            <w:tcW w:w="1478" w:type="dxa"/>
+            <w:shd w:val="clear" w:color="auto" w:fill="4BC999"/>
             <w:tcMar>
               <w:top w:w="10" w:type="dxa"/>
               <w:left w:w="15" w:type="dxa"/>
@@ -2033,53 +2472,25 @@
               <w:pStyle w:val="BodyText"/>
               <w:spacing w:line="200" w:lineRule="auto"/>
               <w:ind w:right="189"/>
-              <w:jc w:val="both"/>
-              <w:rPr>
-                <w:sz w:val="11"/>
-                <w:szCs w:val="11"/>
+              <w:jc w:val="center"/>
+              <w:rPr>
+                <w:sz w:val="19"/>
+                <w:szCs w:val="19"/>
               </w:rPr>
             </w:pPr>
             <w:r>
               <w:rPr>
-                <w:sz w:val="11"/>
-                <w:szCs w:val="11"/>
-              </w:rPr>
-              <w:t>NO</w:t>
-            </w:r>
-            <w:r>
-              <w:rPr>
-                <w:sz w:val="11"/>
-                <w:szCs w:val="11"/>
-              </w:rPr>
-              <w:t xml:space="preserve"> </w:t>
-            </w:r>
-            <w:r>
-              <w:rPr>
-                <w:sz w:val="11"/>
-                <w:szCs w:val="11"/>
-              </w:rPr>
-              <w:t>WI</w:t>
-            </w:r>
-            <w:r>
-              <w:rPr>
-                <w:sz w:val="11"/>
-                <w:szCs w:val="11"/>
-              </w:rPr>
-              <w:t xml:space="preserve"> </w:t>
-            </w:r>
-            <w:r>
-              <w:rPr>
-                <w:sz w:val="11"/>
-                <w:szCs w:val="11"/>
-              </w:rPr>
-              <w:t>SE</w:t>
+                <w:sz w:val="19"/>
+                <w:szCs w:val="19"/>
+              </w:rPr>
+              <w:t>NO WI SE</w:t>
             </w:r>
           </w:p>
         </w:tc>
         <w:tc>
           <w:tcPr>
-            <w:tcW w:w="1250" w:type="dxa"/>
-            <w:shd w:val="clear" w:color="auto" w:fill="B4C6E7" w:themeFill="accent1" w:themeFillTint="66"/>
+            <w:tcW w:w="1276" w:type="dxa"/>
+            <w:shd w:val="clear" w:color="auto" w:fill="4BC999"/>
             <w:tcMar>
               <w:top w:w="10" w:type="dxa"/>
               <w:left w:w="15" w:type="dxa"/>
@@ -2093,16 +2504,16 @@
               <w:pStyle w:val="BodyText"/>
               <w:spacing w:line="200" w:lineRule="auto"/>
               <w:ind w:right="189"/>
-              <w:jc w:val="both"/>
-              <w:rPr>
-                <w:sz w:val="11"/>
-                <w:szCs w:val="11"/>
+              <w:jc w:val="center"/>
+              <w:rPr>
+                <w:sz w:val="19"/>
+                <w:szCs w:val="19"/>
               </w:rPr>
             </w:pPr>
             <w:r>
               <w:rPr>
-                <w:sz w:val="11"/>
-                <w:szCs w:val="11"/>
+                <w:sz w:val="19"/>
+                <w:szCs w:val="19"/>
               </w:rPr>
               <w:t>SEGMEN</w:t>
             </w:r>
@@ -2110,8 +2521,8 @@
         </w:tc>
         <w:tc>
           <w:tcPr>
-            <w:tcW w:w="1250" w:type="dxa"/>
-            <w:shd w:val="clear" w:color="auto" w:fill="B4C6E7" w:themeFill="accent1" w:themeFillTint="66"/>
+            <w:tcW w:w="1559" w:type="dxa"/>
+            <w:shd w:val="clear" w:color="auto" w:fill="4BC999"/>
             <w:tcMar>
               <w:top w:w="10" w:type="dxa"/>
               <w:left w:w="15" w:type="dxa"/>
@@ -2125,16 +2536,16 @@
               <w:pStyle w:val="BodyText"/>
               <w:spacing w:line="200" w:lineRule="auto"/>
               <w:ind w:right="189"/>
-              <w:jc w:val="both"/>
-              <w:rPr>
-                <w:sz w:val="11"/>
-                <w:szCs w:val="11"/>
+              <w:jc w:val="center"/>
+              <w:rPr>
+                <w:sz w:val="19"/>
+                <w:szCs w:val="19"/>
               </w:rPr>
             </w:pPr>
             <w:r>
               <w:rPr>
-                <w:sz w:val="11"/>
-                <w:szCs w:val="11"/>
+                <w:sz w:val="19"/>
+                <w:szCs w:val="19"/>
               </w:rPr>
               <w:t>INSTITUSI</w:t>
             </w:r>
@@ -2142,8 +2553,8 @@
         </w:tc>
         <w:tc>
           <w:tcPr>
-            <w:tcW w:w="850" w:type="dxa"/>
-            <w:shd w:val="clear" w:color="auto" w:fill="B4C6E7" w:themeFill="accent1" w:themeFillTint="66"/>
+            <w:tcW w:w="1276" w:type="dxa"/>
+            <w:shd w:val="clear" w:color="auto" w:fill="4BC999"/>
             <w:tcMar>
               <w:top w:w="10" w:type="dxa"/>
               <w:left w:w="15" w:type="dxa"/>
@@ -2157,16 +2568,16 @@
               <w:pStyle w:val="BodyText"/>
               <w:spacing w:line="200" w:lineRule="auto"/>
               <w:ind w:right="189"/>
-              <w:jc w:val="both"/>
-              <w:rPr>
-                <w:sz w:val="11"/>
-                <w:szCs w:val="11"/>
+              <w:jc w:val="center"/>
+              <w:rPr>
+                <w:sz w:val="19"/>
+                <w:szCs w:val="19"/>
               </w:rPr>
             </w:pPr>
             <w:r>
               <w:rPr>
-                <w:sz w:val="11"/>
-                <w:szCs w:val="11"/>
+                <w:sz w:val="19"/>
+                <w:szCs w:val="19"/>
               </w:rPr>
               <w:t>PLAFOND</w:t>
             </w:r>
@@ -2174,8 +2585,8 @@
         </w:tc>
         <w:tc>
           <w:tcPr>
-            <w:tcW w:w="1050" w:type="dxa"/>
-            <w:shd w:val="clear" w:color="auto" w:fill="B4C6E7" w:themeFill="accent1" w:themeFillTint="66"/>
+            <w:tcW w:w="2199" w:type="dxa"/>
+            <w:shd w:val="clear" w:color="auto" w:fill="4BC999"/>
             <w:tcMar>
               <w:top w:w="10" w:type="dxa"/>
               <w:left w:w="15" w:type="dxa"/>
@@ -2189,39 +2600,25 @@
               <w:pStyle w:val="BodyText"/>
               <w:spacing w:line="200" w:lineRule="auto"/>
               <w:ind w:right="189"/>
-              <w:jc w:val="both"/>
-              <w:rPr>
-                <w:sz w:val="11"/>
-                <w:szCs w:val="11"/>
+              <w:jc w:val="center"/>
+              <w:rPr>
+                <w:sz w:val="19"/>
+                <w:szCs w:val="19"/>
               </w:rPr>
             </w:pPr>
             <w:r>
               <w:rPr>
-                <w:sz w:val="11"/>
-                <w:szCs w:val="11"/>
-              </w:rPr>
-              <w:t>AKSEPTASI</w:t>
-            </w:r>
-            <w:r>
-              <w:rPr>
-                <w:sz w:val="11"/>
-                <w:szCs w:val="11"/>
-              </w:rPr>
-              <w:t xml:space="preserve"> </w:t>
-            </w:r>
-            <w:r>
-              <w:rPr>
-                <w:sz w:val="11"/>
-                <w:szCs w:val="11"/>
-              </w:rPr>
-              <w:t>PENDAPATAN</w:t>
+                <w:sz w:val="19"/>
+                <w:szCs w:val="19"/>
+              </w:rPr>
+              <w:t>AKSEPTASI PENDAPATAN</w:t>
             </w:r>
           </w:p>
         </w:tc>
         <w:tc>
           <w:tcPr>
-            <w:tcW w:w="1010" w:type="dxa"/>
-            <w:shd w:val="clear" w:color="auto" w:fill="B4C6E7" w:themeFill="accent1" w:themeFillTint="66"/>
+            <w:tcW w:w="1719" w:type="dxa"/>
+            <w:shd w:val="clear" w:color="auto" w:fill="4BC999"/>
             <w:tcMar>
               <w:top w:w="10" w:type="dxa"/>
               <w:left w:w="15" w:type="dxa"/>
@@ -2235,16 +2632,16 @@
               <w:pStyle w:val="BodyText"/>
               <w:spacing w:line="200" w:lineRule="auto"/>
               <w:ind w:right="189"/>
-              <w:jc w:val="both"/>
-              <w:rPr>
-                <w:sz w:val="11"/>
-                <w:szCs w:val="11"/>
+              <w:jc w:val="center"/>
+              <w:rPr>
+                <w:sz w:val="19"/>
+                <w:szCs w:val="19"/>
               </w:rPr>
             </w:pPr>
             <w:r>
               <w:rPr>
-                <w:sz w:val="11"/>
-                <w:szCs w:val="11"/>
+                <w:sz w:val="19"/>
+                <w:szCs w:val="19"/>
               </w:rPr>
               <w:t>KETERANGAN</w:t>
             </w:r>
@@ -2253,11 +2650,11 @@
       </w:tr>
       <w:tr>
         <w:trPr>
-          <w:trHeight w:val="20"/>
+          <w:trHeight w:val="304"/>
         </w:trPr>
         <w:tc>
           <w:tcPr>
-            <w:tcW w:w="786" w:type="dxa"/>
+            <w:tcW w:w="993" w:type="dxa"/>
             <w:tcMar>
               <w:top w:w="10" w:type="dxa"/>
               <w:left w:w="15" w:type="dxa"/>
@@ -2271,38 +2668,24 @@
               <w:pStyle w:val="BodyText"/>
               <w:spacing w:line="200" w:lineRule="auto"/>
               <w:ind w:right="189"/>
-              <w:jc w:val="both"/>
-              <w:rPr>
-                <w:sz w:val="11"/>
-                <w:szCs w:val="11"/>
+              <w:jc w:val="center"/>
+              <w:rPr>
+                <w:sz w:val="17"/>
+                <w:szCs w:val="17"/>
               </w:rPr>
             </w:pPr>
             <w:r>
               <w:rPr>
-                <w:sz w:val="11"/>
-                <w:szCs w:val="11"/>
-              </w:rPr>
-              <w:t>{{RE</w:t>
-            </w:r>
-            <w:r>
-              <w:rPr>
-                <w:sz w:val="11"/>
-                <w:szCs w:val="11"/>
-              </w:rPr>
-              <w:t>G</w:t>
-            </w:r>
-            <w:r>
-              <w:rPr>
-                <w:sz w:val="11"/>
-                <w:szCs w:val="11"/>
-              </w:rPr>
-              <w:t>}}</w:t>
+                <w:sz w:val="17"/>
+                <w:szCs w:val="17"/>
+              </w:rPr>
+              <w:t>{{REG}}</w:t>
             </w:r>
           </w:p>
         </w:tc>
         <w:tc>
           <w:tcPr>
-            <w:tcW w:w="700" w:type="dxa"/>
+            <w:tcW w:w="1559" w:type="dxa"/>
             <w:tcMar>
               <w:top w:w="10" w:type="dxa"/>
               <w:left w:w="15" w:type="dxa"/>
@@ -2316,30 +2699,44 @@
               <w:pStyle w:val="BodyText"/>
               <w:spacing w:line="200" w:lineRule="auto"/>
               <w:ind w:right="189"/>
-              <w:jc w:val="both"/>
-              <w:rPr>
-                <w:sz w:val="11"/>
-                <w:szCs w:val="11"/>
+              <w:jc w:val="center"/>
+              <w:rPr>
+                <w:sz w:val="17"/>
+                <w:szCs w:val="17"/>
               </w:rPr>
             </w:pPr>
             <w:r>
               <w:rPr>
-                <w:sz w:val="11"/>
-                <w:szCs w:val="11"/>
-              </w:rPr>
-              <w:t>{{ARE</w:t>
-            </w:r>
-            <w:r>
-              <w:rPr>
-                <w:sz w:val="11"/>
-                <w:szCs w:val="11"/>
-              </w:rPr>
-              <w:t>A</w:t>
-            </w:r>
-            <w:r>
-              <w:rPr>
-                <w:sz w:val="11"/>
-                <w:szCs w:val="11"/>
+                <w:sz w:val="17"/>
+                <w:szCs w:val="17"/>
+              </w:rPr>
+              <w:t>{{</w:t>
+            </w:r>
+            <w:r>
+              <w:rPr>
+                <w:sz w:val="17"/>
+                <w:szCs w:val="17"/>
+              </w:rPr>
+              <w:t xml:space="preserve"> </w:t>
+            </w:r>
+            <w:r>
+              <w:rPr>
+                <w:sz w:val="17"/>
+                <w:szCs w:val="17"/>
+              </w:rPr>
+              <w:t>AREA</w:t>
+            </w:r>
+            <w:r>
+              <w:rPr>
+                <w:sz w:val="17"/>
+                <w:szCs w:val="17"/>
+              </w:rPr>
+              <w:t xml:space="preserve"> </w:t>
+            </w:r>
+            <w:r>
+              <w:rPr>
+                <w:sz w:val="17"/>
+                <w:szCs w:val="17"/>
               </w:rPr>
               <w:t>}}</w:t>
             </w:r>
@@ -2347,7 +2744,7 @@
         </w:tc>
         <w:tc>
           <w:tcPr>
-            <w:tcW w:w="1136" w:type="dxa"/>
+            <w:tcW w:w="1531" w:type="dxa"/>
             <w:tcMar>
               <w:top w:w="10" w:type="dxa"/>
               <w:left w:w="15" w:type="dxa"/>
@@ -2361,30 +2758,52 @@
               <w:pStyle w:val="BodyText"/>
               <w:spacing w:line="200" w:lineRule="auto"/>
               <w:ind w:right="189"/>
-              <w:jc w:val="both"/>
-              <w:rPr>
-                <w:sz w:val="11"/>
-                <w:szCs w:val="11"/>
+              <w:jc w:val="center"/>
+              <w:rPr>
+                <w:sz w:val="17"/>
+                <w:szCs w:val="17"/>
+                <w:lang w:val="en-ID"/>
               </w:rPr>
             </w:pPr>
-            <w:r>
-              <w:rPr>
-                <w:sz w:val="11"/>
-                <w:szCs w:val="11"/>
-              </w:rPr>
-              <w:t>{{CA</w:t>
-            </w:r>
-            <w:r>
-              <w:rPr>
-                <w:sz w:val="11"/>
-                <w:szCs w:val="11"/>
-              </w:rPr>
-              <w:t>B</w:t>
-            </w:r>
-            <w:r>
-              <w:rPr>
-                <w:sz w:val="11"/>
-                <w:szCs w:val="11"/>
+            <w:proofErr w:type="gramStart"/>
+            <w:r>
+              <w:rPr>
+                <w:sz w:val="17"/>
+                <w:szCs w:val="17"/>
+                <w:lang w:val="en-ID"/>
+              </w:rPr>
+              <w:t>{{</w:t>
+            </w:r>
+            <w:r>
+              <w:rPr>
+                <w:sz w:val="17"/>
+                <w:szCs w:val="17"/>
+                <w:lang w:val="en-ID"/>
+              </w:rPr>
+              <w:t xml:space="preserve"> </w:t>
+            </w:r>
+            <w:r>
+              <w:rPr>
+                <w:sz w:val="17"/>
+                <w:szCs w:val="17"/>
+                <w:lang w:val="en-ID"/>
+              </w:rPr>
+              <w:t>CAB</w:t>
+            </w:r>
+            <w:proofErr w:type="gramEnd"/>
+            <w:r>
+              <w:rPr>
+                <w:sz w:val="17"/>
+                <w:szCs w:val="17"/>
+                <w:lang w:val="en-ID"/>
+              </w:rPr>
+              <w:t xml:space="preserve"> </w:t>
+            </w:r>
+            <w:r>
+              <w:rPr>
+                <w:sz w:val="17"/>
+                <w:szCs w:val="17"/>
+                <w:lang w:val="en-ID"/>
               </w:rPr>
               <w:t>}}</w:t>
             </w:r>
@@ -2392,7 +2811,7 @@
         </w:tc>
         <w:tc>
           <w:tcPr>
-            <w:tcW w:w="1150" w:type="dxa"/>
+            <w:tcW w:w="1527" w:type="dxa"/>
             <w:tcMar>
               <w:top w:w="10" w:type="dxa"/>
               <w:left w:w="15" w:type="dxa"/>
@@ -2406,24 +2825,52 @@
               <w:pStyle w:val="BodyText"/>
               <w:spacing w:line="200" w:lineRule="auto"/>
               <w:ind w:right="189"/>
-              <w:jc w:val="both"/>
-              <w:rPr>
-                <w:sz w:val="11"/>
-                <w:szCs w:val="11"/>
+              <w:jc w:val="center"/>
+              <w:rPr>
+                <w:sz w:val="17"/>
+                <w:szCs w:val="17"/>
               </w:rPr>
             </w:pPr>
             <w:r>
               <w:rPr>
-                <w:sz w:val="11"/>
-                <w:szCs w:val="11"/>
-              </w:rPr>
-              <w:t>{{NAMA}}</w:t>
+                <w:sz w:val="17"/>
+                <w:szCs w:val="17"/>
+              </w:rPr>
+              <w:t>{{</w:t>
+            </w:r>
+            <w:r>
+              <w:rPr>
+                <w:sz w:val="17"/>
+                <w:szCs w:val="17"/>
+              </w:rPr>
+              <w:t xml:space="preserve"> </w:t>
+            </w:r>
+            <w:r>
+              <w:rPr>
+                <w:sz w:val="17"/>
+                <w:szCs w:val="17"/>
+              </w:rPr>
+              <w:t>NAMA</w:t>
+            </w:r>
+            <w:r>
+              <w:rPr>
+                <w:sz w:val="17"/>
+                <w:szCs w:val="17"/>
+              </w:rPr>
+              <w:t xml:space="preserve"> </w:t>
+            </w:r>
+            <w:r>
+              <w:rPr>
+                <w:sz w:val="17"/>
+                <w:szCs w:val="17"/>
+              </w:rPr>
+              <w:t>}}</w:t>
             </w:r>
           </w:p>
         </w:tc>
         <w:tc>
           <w:tcPr>
-            <w:tcW w:w="1000" w:type="dxa"/>
+            <w:tcW w:w="1478" w:type="dxa"/>
             <w:tcMar>
               <w:top w:w="10" w:type="dxa"/>
               <w:left w:w="15" w:type="dxa"/>
@@ -2437,24 +2884,52 @@
               <w:pStyle w:val="BodyText"/>
               <w:spacing w:line="200" w:lineRule="auto"/>
               <w:ind w:right="189"/>
-              <w:jc w:val="both"/>
-              <w:rPr>
-                <w:sz w:val="11"/>
-                <w:szCs w:val="11"/>
+              <w:jc w:val="center"/>
+              <w:rPr>
+                <w:sz w:val="17"/>
+                <w:szCs w:val="17"/>
               </w:rPr>
             </w:pPr>
             <w:r>
               <w:rPr>
-                <w:sz w:val="11"/>
-                <w:szCs w:val="11"/>
-              </w:rPr>
-              <w:t>{{WISE}}</w:t>
+                <w:sz w:val="17"/>
+                <w:szCs w:val="17"/>
+              </w:rPr>
+              <w:t>{{</w:t>
+            </w:r>
+            <w:r>
+              <w:rPr>
+                <w:sz w:val="17"/>
+                <w:szCs w:val="17"/>
+              </w:rPr>
+              <w:t xml:space="preserve"> </w:t>
+            </w:r>
+            <w:r>
+              <w:rPr>
+                <w:sz w:val="17"/>
+                <w:szCs w:val="17"/>
+              </w:rPr>
+              <w:t>WISE</w:t>
+            </w:r>
+            <w:r>
+              <w:rPr>
+                <w:sz w:val="17"/>
+                <w:szCs w:val="17"/>
+              </w:rPr>
+              <w:t xml:space="preserve"> </w:t>
+            </w:r>
+            <w:r>
+              <w:rPr>
+                <w:sz w:val="17"/>
+                <w:szCs w:val="17"/>
+              </w:rPr>
+              <w:t>}}</w:t>
             </w:r>
           </w:p>
         </w:tc>
         <w:tc>
           <w:tcPr>
-            <w:tcW w:w="1250" w:type="dxa"/>
+            <w:tcW w:w="1276" w:type="dxa"/>
             <w:tcMar>
               <w:top w:w="10" w:type="dxa"/>
               <w:left w:w="15" w:type="dxa"/>
@@ -2468,24 +2943,52 @@
               <w:pStyle w:val="BodyText"/>
               <w:spacing w:line="200" w:lineRule="auto"/>
               <w:ind w:right="189"/>
-              <w:jc w:val="both"/>
-              <w:rPr>
-                <w:sz w:val="11"/>
-                <w:szCs w:val="11"/>
+              <w:jc w:val="center"/>
+              <w:rPr>
+                <w:sz w:val="17"/>
+                <w:szCs w:val="17"/>
               </w:rPr>
             </w:pPr>
             <w:r>
               <w:rPr>
-                <w:sz w:val="11"/>
-                <w:szCs w:val="11"/>
-              </w:rPr>
-              <w:t>{{SEG}}</w:t>
+                <w:sz w:val="17"/>
+                <w:szCs w:val="17"/>
+              </w:rPr>
+              <w:t>{{</w:t>
+            </w:r>
+            <w:r>
+              <w:rPr>
+                <w:sz w:val="17"/>
+                <w:szCs w:val="17"/>
+              </w:rPr>
+              <w:t xml:space="preserve"> </w:t>
+            </w:r>
+            <w:r>
+              <w:rPr>
+                <w:sz w:val="17"/>
+                <w:szCs w:val="17"/>
+              </w:rPr>
+              <w:t>SEG</w:t>
+            </w:r>
+            <w:r>
+              <w:rPr>
+                <w:sz w:val="17"/>
+                <w:szCs w:val="17"/>
+              </w:rPr>
+              <w:t xml:space="preserve"> </w:t>
+            </w:r>
+            <w:r>
+              <w:rPr>
+                <w:sz w:val="17"/>
+                <w:szCs w:val="17"/>
+              </w:rPr>
+              <w:t>}}</w:t>
             </w:r>
           </w:p>
         </w:tc>
         <w:tc>
           <w:tcPr>
-            <w:tcW w:w="1250" w:type="dxa"/>
+            <w:tcW w:w="1559" w:type="dxa"/>
             <w:tcMar>
               <w:top w:w="10" w:type="dxa"/>
               <w:left w:w="15" w:type="dxa"/>
@@ -2499,30 +3002,44 @@
               <w:pStyle w:val="BodyText"/>
               <w:spacing w:line="200" w:lineRule="auto"/>
               <w:ind w:right="189"/>
-              <w:jc w:val="both"/>
-              <w:rPr>
-                <w:sz w:val="11"/>
-                <w:szCs w:val="11"/>
+              <w:jc w:val="center"/>
+              <w:rPr>
+                <w:sz w:val="17"/>
+                <w:szCs w:val="17"/>
               </w:rPr>
             </w:pPr>
             <w:r>
               <w:rPr>
-                <w:sz w:val="11"/>
-                <w:szCs w:val="11"/>
+                <w:sz w:val="17"/>
+                <w:szCs w:val="17"/>
               </w:rPr>
               <w:t>{{</w:t>
             </w:r>
             <w:r>
               <w:rPr>
-                <w:sz w:val="11"/>
-                <w:szCs w:val="11"/>
+                <w:sz w:val="17"/>
+                <w:szCs w:val="17"/>
+              </w:rPr>
+              <w:t xml:space="preserve"> </w:t>
+            </w:r>
+            <w:r>
+              <w:rPr>
+                <w:sz w:val="17"/>
+                <w:szCs w:val="17"/>
               </w:rPr>
               <w:t>INST</w:t>
             </w:r>
             <w:r>
               <w:rPr>
-                <w:sz w:val="11"/>
-                <w:szCs w:val="11"/>
+                <w:sz w:val="17"/>
+                <w:szCs w:val="17"/>
+              </w:rPr>
+              <w:t xml:space="preserve"> </w:t>
+            </w:r>
+            <w:r>
+              <w:rPr>
+                <w:sz w:val="17"/>
+                <w:szCs w:val="17"/>
               </w:rPr>
               <w:t>}}</w:t>
             </w:r>
@@ -2530,7 +3047,7 @@
         </w:tc>
         <w:tc>
           <w:tcPr>
-            <w:tcW w:w="850" w:type="dxa"/>
+            <w:tcW w:w="1276" w:type="dxa"/>
             <w:tcMar>
               <w:top w:w="10" w:type="dxa"/>
               <w:left w:w="15" w:type="dxa"/>
@@ -2544,37 +3061,44 @@
               <w:pStyle w:val="BodyText"/>
               <w:spacing w:line="200" w:lineRule="auto"/>
               <w:ind w:right="189"/>
-              <w:jc w:val="both"/>
-              <w:rPr>
-                <w:sz w:val="11"/>
-                <w:szCs w:val="11"/>
+              <w:jc w:val="center"/>
+              <w:rPr>
+                <w:sz w:val="17"/>
+                <w:szCs w:val="17"/>
               </w:rPr>
             </w:pPr>
             <w:r>
               <w:rPr>
-                <w:sz w:val="11"/>
-                <w:szCs w:val="11"/>
+                <w:sz w:val="17"/>
+                <w:szCs w:val="17"/>
               </w:rPr>
               <w:t>{{</w:t>
             </w:r>
             <w:r>
               <w:rPr>
-                <w:sz w:val="11"/>
-                <w:szCs w:val="11"/>
-              </w:rPr>
-              <w:t>PLA</w:t>
-            </w:r>
-            <w:r>
-              <w:rPr>
-                <w:sz w:val="11"/>
-                <w:szCs w:val="11"/>
-              </w:rPr>
-              <w:t>F</w:t>
-            </w:r>
-            <w:r>
-              <w:rPr>
-                <w:sz w:val="11"/>
-                <w:szCs w:val="11"/>
+                <w:sz w:val="17"/>
+                <w:szCs w:val="17"/>
+              </w:rPr>
+              <w:t xml:space="preserve"> </w:t>
+            </w:r>
+            <w:r>
+              <w:rPr>
+                <w:sz w:val="17"/>
+                <w:szCs w:val="17"/>
+              </w:rPr>
+              <w:t>PLAF</w:t>
+            </w:r>
+            <w:r>
+              <w:rPr>
+                <w:sz w:val="17"/>
+                <w:szCs w:val="17"/>
+              </w:rPr>
+              <w:t xml:space="preserve"> </w:t>
+            </w:r>
+            <w:r>
+              <w:rPr>
+                <w:sz w:val="17"/>
+                <w:szCs w:val="17"/>
               </w:rPr>
               <w:t>}}</w:t>
             </w:r>
@@ -2582,7 +3106,7 @@
         </w:tc>
         <w:tc>
           <w:tcPr>
-            <w:tcW w:w="1050" w:type="dxa"/>
+            <w:tcW w:w="2199" w:type="dxa"/>
             <w:tcMar>
               <w:top w:w="10" w:type="dxa"/>
               <w:left w:w="15" w:type="dxa"/>
@@ -2596,30 +3120,44 @@
               <w:pStyle w:val="BodyText"/>
               <w:spacing w:line="200" w:lineRule="auto"/>
               <w:ind w:right="189"/>
-              <w:jc w:val="both"/>
-              <w:rPr>
-                <w:sz w:val="11"/>
-                <w:szCs w:val="11"/>
+              <w:jc w:val="center"/>
+              <w:rPr>
+                <w:sz w:val="17"/>
+                <w:szCs w:val="17"/>
               </w:rPr>
             </w:pPr>
             <w:r>
               <w:rPr>
-                <w:sz w:val="11"/>
-                <w:szCs w:val="11"/>
+                <w:sz w:val="17"/>
+                <w:szCs w:val="17"/>
               </w:rPr>
               <w:t>{{</w:t>
             </w:r>
             <w:r>
               <w:rPr>
-                <w:sz w:val="11"/>
-                <w:szCs w:val="11"/>
+                <w:sz w:val="17"/>
+                <w:szCs w:val="17"/>
+              </w:rPr>
+              <w:t xml:space="preserve"> </w:t>
+            </w:r>
+            <w:r>
+              <w:rPr>
+                <w:sz w:val="17"/>
+                <w:szCs w:val="17"/>
               </w:rPr>
               <w:t>AKS</w:t>
             </w:r>
             <w:r>
               <w:rPr>
-                <w:sz w:val="11"/>
-                <w:szCs w:val="11"/>
+                <w:sz w:val="17"/>
+                <w:szCs w:val="17"/>
+              </w:rPr>
+              <w:t xml:space="preserve"> </w:t>
+            </w:r>
+            <w:r>
+              <w:rPr>
+                <w:sz w:val="17"/>
+                <w:szCs w:val="17"/>
               </w:rPr>
               <w:t>}}</w:t>
             </w:r>
@@ -2627,7 +3165,7 @@
         </w:tc>
         <w:tc>
           <w:tcPr>
-            <w:tcW w:w="1010" w:type="dxa"/>
+            <w:tcW w:w="1719" w:type="dxa"/>
             <w:tcMar>
               <w:top w:w="10" w:type="dxa"/>
               <w:left w:w="15" w:type="dxa"/>
@@ -2641,593 +3179,130 @@
               <w:pStyle w:val="BodyText"/>
               <w:spacing w:line="200" w:lineRule="auto"/>
               <w:ind w:right="189"/>
-              <w:jc w:val="both"/>
-              <w:rPr>
-                <w:sz w:val="11"/>
-                <w:szCs w:val="11"/>
+              <w:jc w:val="center"/>
+              <w:rPr>
+                <w:sz w:val="17"/>
+                <w:szCs w:val="17"/>
+                <w:lang w:val="en-ID"/>
               </w:rPr>
             </w:pPr>
-            <w:r>
-              <w:rPr>
-                <w:sz w:val="11"/>
-                <w:szCs w:val="11"/>
+            <w:proofErr w:type="gramStart"/>
+            <w:r>
+              <w:rPr>
+                <w:sz w:val="17"/>
+                <w:szCs w:val="17"/>
+                <w:lang w:val="en-ID"/>
               </w:rPr>
               <w:t>{{</w:t>
             </w:r>
             <w:r>
               <w:rPr>
-                <w:sz w:val="11"/>
-                <w:szCs w:val="11"/>
+                <w:sz w:val="17"/>
+                <w:szCs w:val="17"/>
+                <w:lang w:val="en-ID"/>
+              </w:rPr>
+              <w:t xml:space="preserve"> </w:t>
+            </w:r>
+            <w:r>
+              <w:rPr>
+                <w:sz w:val="17"/>
+                <w:szCs w:val="17"/>
+                <w:lang w:val="en-ID"/>
               </w:rPr>
               <w:t>KET</w:t>
             </w:r>
-            <w:r>
-              <w:rPr>
-                <w:sz w:val="11"/>
-                <w:szCs w:val="11"/>
+            <w:proofErr w:type="gramEnd"/>
+            <w:r>
+              <w:rPr>
+                <w:sz w:val="17"/>
+                <w:szCs w:val="17"/>
+                <w:lang w:val="en-ID"/>
+              </w:rPr>
+              <w:t xml:space="preserve"> </w:t>
+            </w:r>
+            <w:r>
+              <w:rPr>
+                <w:sz w:val="17"/>
+                <w:szCs w:val="17"/>
+                <w:lang w:val="en-ID"/>
               </w:rPr>
               <w:t>}}</w:t>
             </w:r>
+          </w:p>
+          <w:p>
+            <w:pPr>
+              <w:pStyle w:val="BodyText"/>
+              <w:spacing w:line="200" w:lineRule="auto"/>
+              <w:ind w:right="189"/>
+              <w:jc w:val="center"/>
+              <w:rPr>
+                <w:sz w:val="17"/>
+                <w:szCs w:val="17"/>
+              </w:rPr>
+            </w:pPr>
           </w:p>
         </w:tc>
       </w:tr>
     </w:tbl>
     <w:p>
       <w:pPr>
-        <w:pStyle w:val="BodyText"/>
-        <w:spacing w:line="264" w:lineRule="auto"/>
-        <w:ind w:right="189"/>
-        <w:jc w:val="both"/>
-        <w:rPr>
-          <w:sz w:val="20"/>
-          <w:szCs w:val="20"/>
+        <w:spacing w:line="252" w:lineRule="exact"/>
+        <w:ind w:left="214"/>
+        <w:jc w:val="center"/>
+        <w:rPr>
+          <w:b/>
+          <w:bCs/>
+          <w:spacing w:val="-2"/>
+          <w:sz w:val="24"/>
+          <w:szCs w:val="24"/>
         </w:rPr>
       </w:pPr>
     </w:p>
     <w:p>
       <w:pPr>
-        <w:pStyle w:val="BodyText"/>
-        <w:spacing w:line="264" w:lineRule="auto"/>
-        <w:ind w:left="151" w:right="189"/>
-        <w:jc w:val="both"/>
-        <w:rPr>
+        <w:spacing w:line="252" w:lineRule="exact"/>
+        <w:ind w:left="214"/>
+        <w:rPr>
+          <w:b/>
+          <w:bCs/>
           <w:spacing w:val="-2"/>
-          <w:sz w:val="20"/>
-          <w:szCs w:val="20"/>
-        </w:rPr>
-      </w:pPr>
-      <w:r>
-        <w:rPr>
-          <w:sz w:val="20"/>
-          <w:szCs w:val="20"/>
-        </w:rPr>
-        <w:t>Demikian</w:t>
-      </w:r>
-      <w:r>
-        <w:rPr>
-          <w:spacing w:val="80"/>
-          <w:sz w:val="20"/>
-          <w:szCs w:val="20"/>
-        </w:rPr>
-        <w:t xml:space="preserve"> </w:t>
-      </w:r>
-      <w:r>
-        <w:rPr>
-          <w:sz w:val="20"/>
-          <w:szCs w:val="20"/>
-        </w:rPr>
-        <w:t>kami</w:t>
-      </w:r>
-      <w:r>
-        <w:rPr>
-          <w:spacing w:val="80"/>
-          <w:sz w:val="20"/>
-          <w:szCs w:val="20"/>
-        </w:rPr>
-        <w:t xml:space="preserve"> </w:t>
-      </w:r>
-      <w:r>
-        <w:rPr>
-          <w:sz w:val="20"/>
-          <w:szCs w:val="20"/>
-        </w:rPr>
-        <w:t>sampaikan.</w:t>
-      </w:r>
-      <w:r>
-        <w:rPr>
-          <w:spacing w:val="80"/>
-          <w:sz w:val="20"/>
-          <w:szCs w:val="20"/>
-        </w:rPr>
-        <w:t xml:space="preserve"> </w:t>
-      </w:r>
-      <w:r>
-        <w:rPr>
-          <w:sz w:val="20"/>
-          <w:szCs w:val="20"/>
-        </w:rPr>
-        <w:t>Atas</w:t>
-      </w:r>
-      <w:r>
-        <w:rPr>
-          <w:spacing w:val="80"/>
-          <w:sz w:val="20"/>
-          <w:szCs w:val="20"/>
-        </w:rPr>
-        <w:t xml:space="preserve"> </w:t>
-      </w:r>
-      <w:r>
-        <w:rPr>
-          <w:sz w:val="20"/>
-          <w:szCs w:val="20"/>
-        </w:rPr>
-        <w:t>perhatian</w:t>
-      </w:r>
-      <w:r>
-        <w:rPr>
-          <w:spacing w:val="80"/>
-          <w:sz w:val="20"/>
-          <w:szCs w:val="20"/>
-        </w:rPr>
-        <w:t xml:space="preserve"> </w:t>
-      </w:r>
-      <w:r>
-        <w:rPr>
-          <w:sz w:val="20"/>
-          <w:szCs w:val="20"/>
-        </w:rPr>
-        <w:t>dan</w:t>
-      </w:r>
-      <w:r>
-        <w:rPr>
-          <w:spacing w:val="80"/>
-          <w:sz w:val="20"/>
-          <w:szCs w:val="20"/>
-        </w:rPr>
-        <w:t xml:space="preserve"> </w:t>
-      </w:r>
-      <w:r>
-        <w:rPr>
-          <w:sz w:val="20"/>
-          <w:szCs w:val="20"/>
-        </w:rPr>
-        <w:t>kerjasama</w:t>
-      </w:r>
-      <w:r>
-        <w:rPr>
-          <w:spacing w:val="80"/>
-          <w:sz w:val="20"/>
-          <w:szCs w:val="20"/>
-        </w:rPr>
-        <w:t xml:space="preserve"> </w:t>
-      </w:r>
-      <w:r>
-        <w:rPr>
-          <w:sz w:val="20"/>
-          <w:szCs w:val="20"/>
-        </w:rPr>
-        <w:t>Saudara,</w:t>
-      </w:r>
-      <w:r>
-        <w:rPr>
-          <w:spacing w:val="80"/>
-          <w:sz w:val="20"/>
-          <w:szCs w:val="20"/>
-        </w:rPr>
-        <w:t xml:space="preserve"> </w:t>
-      </w:r>
-      <w:r>
-        <w:rPr>
-          <w:sz w:val="20"/>
-          <w:szCs w:val="20"/>
-        </w:rPr>
-        <w:t>kami</w:t>
-      </w:r>
-      <w:r>
-        <w:rPr>
-          <w:spacing w:val="80"/>
-          <w:sz w:val="20"/>
-          <w:szCs w:val="20"/>
-        </w:rPr>
-        <w:t xml:space="preserve"> </w:t>
-      </w:r>
-      <w:r>
-        <w:rPr>
-          <w:sz w:val="20"/>
-          <w:szCs w:val="20"/>
-        </w:rPr>
-        <w:t xml:space="preserve">ucapkan </w:t>
-      </w:r>
-      <w:r>
-        <w:rPr>
-          <w:spacing w:val="-2"/>
-          <w:sz w:val="20"/>
-          <w:szCs w:val="20"/>
-        </w:rPr>
-        <w:t>terimakasih.</w:t>
-      </w:r>
+          <w:sz w:val="24"/>
+          <w:szCs w:val="24"/>
+        </w:rPr>
+      </w:pPr>
     </w:p>
     <w:p>
       <w:pPr>
-        <w:pStyle w:val="BodyText"/>
-        <w:spacing w:line="264" w:lineRule="auto"/>
-        <w:ind w:left="151" w:right="189"/>
-        <w:jc w:val="both"/>
-        <w:rPr>
-          <w:rFonts w:ascii="Arial" w:hAnsi="Arial"/>
-          <w:i/>
+        <w:spacing w:line="252" w:lineRule="exact"/>
+        <w:ind w:left="214"/>
+        <w:rPr>
           <w:spacing w:val="-2"/>
-          <w:sz w:val="20"/>
-          <w:szCs w:val="20"/>
-        </w:rPr>
-      </w:pPr>
-      <w:r>
-        <w:rPr>
-          <w:rFonts w:ascii="Arial" w:hAnsi="Arial"/>
-          <w:i/>
-          <w:spacing w:val="-2"/>
-          <w:sz w:val="20"/>
-          <w:szCs w:val="20"/>
-        </w:rPr>
-        <w:t>Wassalaamu’alaykum</w:t>
-      </w:r>
-      <w:r>
-        <w:rPr>
-          <w:rFonts w:ascii="Arial" w:hAnsi="Arial"/>
-          <w:i/>
-          <w:spacing w:val="15"/>
-          <w:sz w:val="20"/>
-          <w:szCs w:val="20"/>
-        </w:rPr>
-        <w:t xml:space="preserve"> </w:t>
-      </w:r>
-      <w:r>
-        <w:rPr>
-          <w:rFonts w:ascii="Arial" w:hAnsi="Arial"/>
-          <w:i/>
-          <w:spacing w:val="-2"/>
-          <w:sz w:val="20"/>
-          <w:szCs w:val="20"/>
-        </w:rPr>
-        <w:t>War</w:t>
-      </w:r>
-      <w:r>
-        <w:rPr>
-          <w:rFonts w:ascii="Arial" w:hAnsi="Arial"/>
-          <w:i/>
-          <w:spacing w:val="-2"/>
-          <w:sz w:val="20"/>
-          <w:szCs w:val="20"/>
-        </w:rPr>
-        <w:t>a</w:t>
-      </w:r>
-      <w:r>
-        <w:rPr>
-          <w:rFonts w:ascii="Arial" w:hAnsi="Arial"/>
-          <w:i/>
-          <w:spacing w:val="-2"/>
-          <w:sz w:val="20"/>
-          <w:szCs w:val="20"/>
-        </w:rPr>
-        <w:t>hmatullahi</w:t>
-      </w:r>
-      <w:r>
-        <w:rPr>
-          <w:rFonts w:ascii="Arial" w:hAnsi="Arial"/>
-          <w:i/>
-          <w:spacing w:val="13"/>
-          <w:sz w:val="20"/>
-          <w:szCs w:val="20"/>
-        </w:rPr>
-        <w:t xml:space="preserve"> </w:t>
-      </w:r>
-      <w:r>
-        <w:rPr>
-          <w:rFonts w:ascii="Arial" w:hAnsi="Arial"/>
-          <w:i/>
-          <w:spacing w:val="-2"/>
-          <w:sz w:val="20"/>
-          <w:szCs w:val="20"/>
-        </w:rPr>
-        <w:t>Wabbar</w:t>
-      </w:r>
-      <w:r>
-        <w:rPr>
-          <w:rFonts w:ascii="Arial" w:hAnsi="Arial"/>
-          <w:i/>
-          <w:spacing w:val="-2"/>
-          <w:sz w:val="20"/>
-          <w:szCs w:val="20"/>
-        </w:rPr>
-        <w:t>a</w:t>
-      </w:r>
-      <w:r>
-        <w:rPr>
-          <w:rFonts w:ascii="Arial" w:hAnsi="Arial"/>
-          <w:i/>
-          <w:spacing w:val="-2"/>
-          <w:sz w:val="20"/>
-          <w:szCs w:val="20"/>
-        </w:rPr>
-        <w:t>katuh.</w:t>
-      </w:r>
+          <w:sz w:val="18"/>
+          <w:szCs w:val="18"/>
+        </w:rPr>
+      </w:pPr>
     </w:p>
     <w:p>
       <w:pPr>
-        <w:pStyle w:val="BodyText"/>
-        <w:spacing w:line="264" w:lineRule="auto"/>
-        <w:ind w:left="151" w:right="189"/>
-        <w:jc w:val="both"/>
-        <w:rPr>
-          <w:rFonts w:ascii="Arial" w:hAnsi="Arial"/>
-          <w:i/>
+        <w:spacing w:line="252" w:lineRule="exact"/>
+        <w:ind w:left="214"/>
+        <w:rPr>
           <w:spacing w:val="-2"/>
-          <w:sz w:val="20"/>
-          <w:szCs w:val="20"/>
+          <w:sz w:val="18"/>
+          <w:szCs w:val="18"/>
         </w:rPr>
       </w:pPr>
     </w:p>
     <w:p>
       <w:pPr>
-        <w:pStyle w:val="BodyText"/>
-        <w:spacing w:line="264" w:lineRule="auto"/>
-        <w:ind w:left="151" w:right="189"/>
-        <w:jc w:val="both"/>
-        <w:rPr>
-          <w:rFonts w:ascii="Arial" w:hAnsi="Arial"/>
-          <w:i/>
-          <w:spacing w:val="-2"/>
-          <w:sz w:val="20"/>
-          <w:szCs w:val="20"/>
-        </w:rPr>
-      </w:pPr>
-    </w:p>
-    <w:p>
-      <w:pPr>
-        <w:pStyle w:val="BodyText"/>
-        <w:spacing w:line="264" w:lineRule="auto"/>
-        <w:ind w:left="151" w:right="189"/>
-        <w:jc w:val="both"/>
-        <w:rPr>
-          <w:sz w:val="20"/>
-          <w:szCs w:val="20"/>
-        </w:rPr>
-      </w:pPr>
-    </w:p>
-    <w:p>
-      <w:pPr>
-        <w:pStyle w:val="BodyText"/>
-        <w:ind w:left="142" w:right="4448"/>
-        <w:rPr>
-          <w:sz w:val="20"/>
-          <w:szCs w:val="20"/>
-        </w:rPr>
-      </w:pPr>
-      <w:r>
-        <w:rPr>
-          <w:sz w:val="20"/>
-          <w:szCs w:val="20"/>
-        </w:rPr>
-        <w:t>PT</w:t>
-      </w:r>
-      <w:r>
-        <w:rPr>
-          <w:spacing w:val="-6"/>
-          <w:sz w:val="20"/>
-          <w:szCs w:val="20"/>
-        </w:rPr>
-        <w:t xml:space="preserve"> </w:t>
-      </w:r>
-      <w:r>
-        <w:rPr>
-          <w:sz w:val="20"/>
-          <w:szCs w:val="20"/>
-        </w:rPr>
-        <w:t>BANK</w:t>
-      </w:r>
-      <w:r>
-        <w:rPr>
-          <w:spacing w:val="-8"/>
-          <w:sz w:val="20"/>
-          <w:szCs w:val="20"/>
-        </w:rPr>
-        <w:t xml:space="preserve"> </w:t>
-      </w:r>
-      <w:r>
-        <w:rPr>
-          <w:sz w:val="20"/>
-          <w:szCs w:val="20"/>
-        </w:rPr>
-        <w:t>SYARIAH</w:t>
-      </w:r>
-      <w:r>
-        <w:rPr>
-          <w:spacing w:val="-10"/>
-          <w:sz w:val="20"/>
-          <w:szCs w:val="20"/>
-        </w:rPr>
-        <w:t xml:space="preserve"> </w:t>
-      </w:r>
-      <w:r>
-        <w:rPr>
-          <w:sz w:val="20"/>
-          <w:szCs w:val="20"/>
-        </w:rPr>
-        <w:t>INDONESIA</w:t>
-      </w:r>
-      <w:r>
-        <w:rPr>
-          <w:sz w:val="20"/>
-          <w:szCs w:val="20"/>
-        </w:rPr>
-        <w:t xml:space="preserve"> (PERSERO)</w:t>
-      </w:r>
-      <w:r>
-        <w:rPr>
-          <w:sz w:val="20"/>
-          <w:szCs w:val="20"/>
-        </w:rPr>
-        <w:t>,</w:t>
-      </w:r>
-      <w:r>
-        <w:rPr>
-          <w:spacing w:val="-10"/>
-          <w:sz w:val="20"/>
-          <w:szCs w:val="20"/>
-        </w:rPr>
-        <w:t xml:space="preserve"> </w:t>
-      </w:r>
-      <w:r>
-        <w:rPr>
-          <w:sz w:val="20"/>
-          <w:szCs w:val="20"/>
-        </w:rPr>
-        <w:t>T</w:t>
-      </w:r>
-      <w:r>
-        <w:rPr>
-          <w:sz w:val="20"/>
-          <w:szCs w:val="20"/>
-        </w:rPr>
-        <w:t>bk</w:t>
-      </w:r>
-      <w:r>
-        <w:rPr>
-          <w:sz w:val="20"/>
-          <w:szCs w:val="20"/>
-        </w:rPr>
-        <w:t xml:space="preserve"> </w:t>
-      </w:r>
-    </w:p>
-    <w:p>
-      <w:pPr>
-        <w:pStyle w:val="BodyText"/>
-        <w:ind w:left="142" w:right="4448"/>
-        <w:rPr>
-          <w:sz w:val="20"/>
-          <w:szCs w:val="20"/>
-        </w:rPr>
-      </w:pPr>
-      <w:r>
-        <w:rPr>
-          <w:sz w:val="20"/>
-          <w:szCs w:val="20"/>
-        </w:rPr>
-        <w:t>CONSUMER BUSINESS 2 GROUP</w:t>
-      </w:r>
-    </w:p>
-    <w:p>
-      <w:pPr>
-        <w:pStyle w:val="BodyText"/>
-        <w:spacing w:line="120" w:lineRule="exact"/>
-        <w:rPr>
-          <w:sz w:val="20"/>
-          <w:szCs w:val="20"/>
-        </w:rPr>
-      </w:pPr>
-    </w:p>
-    <w:p>
-      <w:pPr>
-        <w:pStyle w:val="BodyText"/>
-        <w:rPr>
-          <w:sz w:val="20"/>
-          <w:szCs w:val="20"/>
-        </w:rPr>
-      </w:pPr>
-    </w:p>
-    <w:p>
-      <w:pPr>
-        <w:pStyle w:val="BodyText"/>
-        <w:spacing w:line="120" w:lineRule="exact"/>
-        <w:ind w:left="214"/>
-        <w:rPr>
-          <w:sz w:val="20"/>
-          <w:szCs w:val="20"/>
-        </w:rPr>
-      </w:pPr>
-    </w:p>
-    <w:p>
-      <w:pPr>
-        <w:pStyle w:val="BodyText"/>
-        <w:spacing w:line="120" w:lineRule="exact"/>
-        <w:rPr>
-          <w:sz w:val="20"/>
-          <w:szCs w:val="20"/>
-        </w:rPr>
-      </w:pPr>
-    </w:p>
-    <w:p>
-      <w:pPr>
-        <w:pStyle w:val="BodyText"/>
-        <w:spacing w:line="120" w:lineRule="exact"/>
-        <w:ind w:left="214"/>
-        <w:rPr>
-          <w:sz w:val="20"/>
-          <w:szCs w:val="20"/>
-        </w:rPr>
-      </w:pPr>
-    </w:p>
-    <w:p>
-      <w:pPr>
-        <w:pStyle w:val="BodyText"/>
-        <w:spacing w:line="120" w:lineRule="exact"/>
-        <w:ind w:left="214"/>
-        <w:rPr>
-          <w:sz w:val="20"/>
-          <w:szCs w:val="20"/>
-        </w:rPr>
-      </w:pPr>
-    </w:p>
-    <w:p>
-      <w:pPr>
-        <w:pStyle w:val="BodyText"/>
-        <w:spacing w:line="120" w:lineRule="exact"/>
-        <w:ind w:left="214"/>
-        <w:rPr>
-          <w:sz w:val="20"/>
-          <w:szCs w:val="20"/>
-        </w:rPr>
-      </w:pPr>
-    </w:p>
-    <w:p>
-      <w:pPr>
-        <w:pStyle w:val="BodyText"/>
-        <w:spacing w:line="120" w:lineRule="exact"/>
-        <w:ind w:left="214"/>
-        <w:rPr>
-          <w:sz w:val="20"/>
-          <w:szCs w:val="20"/>
-        </w:rPr>
-      </w:pPr>
-    </w:p>
-    <w:p>
-      <w:pPr>
-        <w:pStyle w:val="BodyText"/>
-        <w:spacing w:line="120" w:lineRule="exact"/>
-        <w:ind w:left="214"/>
-        <w:rPr>
-          <w:sz w:val="20"/>
-          <w:szCs w:val="20"/>
-        </w:rPr>
-      </w:pPr>
-    </w:p>
-    <w:p>
-      <w:pPr>
-        <w:pStyle w:val="BodyText"/>
         <w:spacing w:line="252" w:lineRule="exact"/>
         <w:ind w:left="214"/>
         <w:rPr>
-          <w:sz w:val="20"/>
-          <w:szCs w:val="20"/>
-        </w:rPr>
-      </w:pPr>
-      <w:r>
-        <w:rPr>
-          <w:sz w:val="20"/>
-          <w:szCs w:val="20"/>
-        </w:rPr>
-        <w:t>Arief Satiana</w:t>
-      </w:r>
+          <w:spacing w:val="-2"/>
+          <w:sz w:val="18"/>
+          <w:szCs w:val="18"/>
+        </w:rPr>
+      </w:pPr>
     </w:p>
     <w:p>
       <w:pPr>
@@ -3240,756 +3315,46 @@
           <w:sz w:val="20"/>
           <w:szCs w:val="20"/>
         </w:rPr>
-      </w:pPr>
-      <w:r>
-        <w:rPr>
-          <w:rFonts w:ascii="Arial"/>
-          <w:i/>
-          <w:sz w:val="20"/>
-          <w:szCs w:val="20"/>
-        </w:rPr>
-        <w:t>Pjs</w:t>
-      </w:r>
-      <w:r>
-        <w:rPr>
-          <w:rFonts w:ascii="Arial"/>
-          <w:i/>
-          <w:sz w:val="20"/>
-          <w:szCs w:val="20"/>
-        </w:rPr>
-        <w:t xml:space="preserve">. </w:t>
-      </w:r>
-      <w:r>
-        <w:rPr>
-          <w:rFonts w:ascii="Arial"/>
-          <w:i/>
-          <w:sz w:val="20"/>
-          <w:szCs w:val="20"/>
-        </w:rPr>
-        <w:t>Group</w:t>
-      </w:r>
-      <w:r>
-        <w:rPr>
-          <w:rFonts w:ascii="Arial"/>
-          <w:i/>
-          <w:spacing w:val="-6"/>
-          <w:sz w:val="20"/>
-          <w:szCs w:val="20"/>
-        </w:rPr>
-        <w:t xml:space="preserve"> </w:t>
-      </w:r>
-      <w:r>
-        <w:rPr>
-          <w:rFonts w:ascii="Arial"/>
-          <w:i/>
-          <w:spacing w:val="-4"/>
-          <w:sz w:val="20"/>
-          <w:szCs w:val="20"/>
-        </w:rPr>
-        <w:t>Head</w:t>
-      </w:r>
-    </w:p>
-    <w:p>
-      <w:pPr>
-        <w:spacing w:before="120" w:line="252" w:lineRule="exact"/>
-        <w:ind w:left="214"/>
-        <w:rPr>
-          <w:b/>
-          <w:bCs/>
-          <w:spacing w:val="-2"/>
-        </w:rPr>
         <w:sectPr>
-          <w:headerReference w:type="default" r:id="rId9"/>
-          <w:footerReference w:type="default" r:id="rId10"/>
-          <w:footerReference w:type="first" r:id="rId11"/>
-          <w:pgSz w:w="11910" w:h="16850"/>
-          <w:pgMar w:top="1418" w:right="1000" w:bottom="0" w:left="1200" w:header="500" w:footer="464" w:gutter="0"/>
+          <w:pgSz w:w="16850" w:h="11910" w:orient="landscape"/>
+          <w:pgMar w:top="1000" w:right="0" w:bottom="1200" w:left="1418" w:header="500" w:footer="464" w:gutter="0"/>
           <w:cols w:space="720"/>
           <w:titlePg/>
           <w:docGrid w:linePitch="299"/>
         </w:sectPr>
       </w:pPr>
-      <w:r>
-        <w:rPr>
-          <w:spacing w:val="-2"/>
-          <w:sz w:val="20"/>
-          <w:szCs w:val="20"/>
-        </w:rPr>
-        <w:t>Tembusan</w:t>
-      </w:r>
-      <w:r>
-        <w:rPr>
-          <w:spacing w:val="-2"/>
-          <w:sz w:val="20"/>
-          <w:szCs w:val="20"/>
-        </w:rPr>
-        <w:t>:</w:t>
-      </w:r>
-      <w:r>
-        <w:rPr>
-          <w:spacing w:val="-2"/>
-          <w:sz w:val="20"/>
-          <w:szCs w:val="20"/>
-        </w:rPr>
-        <w:t xml:space="preserve"> </w:t>
-      </w:r>
-      <w:r>
-        <w:rPr>
-          <w:spacing w:val="-2"/>
-          <w:sz w:val="18"/>
-          <w:szCs w:val="18"/>
-        </w:rPr>
-        <w:t>{{REG}} – {{CAB}}</w:t>
-      </w:r>
     </w:p>
     <w:p>
       <w:pPr>
-        <w:spacing w:line="252" w:lineRule="exact"/>
-        <w:ind w:left="214"/>
-        <w:rPr>
-          <w:b/>
-          <w:bCs/>
-          <w:spacing w:val="-2"/>
-        </w:rPr>
-      </w:pPr>
-      <w:r>
-        <w:rPr>
-          <w:b/>
-          <w:bCs/>
-          <w:spacing w:val="-2"/>
-        </w:rPr>
-        <w:lastRenderedPageBreak/>
-        <w:t>Lampiran Surat CF2 No.0</w:t>
-      </w:r>
-      <w:r>
-        <w:rPr>
-          <w:b/>
-          <w:bCs/>
-          <w:spacing w:val="-2"/>
-        </w:rPr>
-        <w:t>6</w:t>
-      </w:r>
-      <w:r>
-        <w:rPr>
-          <w:b/>
-          <w:bCs/>
-          <w:spacing w:val="-2"/>
-        </w:rPr>
-        <w:t>/</w:t>
-      </w:r>
-      <w:r>
-        <w:rPr>
-          <w:b/>
-          <w:bCs/>
-          <w:spacing w:val="-2"/>
-        </w:rPr>
-        <w:t>2</w:t>
-      </w:r>
-      <w:r>
-        <w:rPr>
-          <w:b/>
-          <w:bCs/>
-          <w:spacing w:val="-2"/>
-        </w:rPr>
-        <w:t>34</w:t>
-      </w:r>
-      <w:r>
-        <w:rPr>
-          <w:b/>
-          <w:bCs/>
-          <w:spacing w:val="-2"/>
-        </w:rPr>
-        <w:t>8</w:t>
-      </w:r>
-      <w:r>
-        <w:rPr>
-          <w:b/>
-          <w:bCs/>
-          <w:spacing w:val="-2"/>
-        </w:rPr>
-        <w:t>-3/CF2 Tanggal</w:t>
-      </w:r>
-      <w:r>
-        <w:rPr>
-          <w:b/>
-          <w:bCs/>
-          <w:spacing w:val="-2"/>
-        </w:rPr>
-        <w:t xml:space="preserve"> </w:t>
-      </w:r>
-      <w:r>
-        <w:rPr>
-          <w:b/>
-          <w:bCs/>
-          <w:spacing w:val="-2"/>
-        </w:rPr>
-        <w:t>2</w:t>
-      </w:r>
-      <w:r>
-        <w:rPr>
-          <w:b/>
-          <w:bCs/>
-          <w:spacing w:val="-2"/>
-        </w:rPr>
-        <w:t>4 Juli</w:t>
-      </w:r>
-      <w:r>
-        <w:rPr>
-          <w:b/>
-          <w:bCs/>
-          <w:spacing w:val="-2"/>
-        </w:rPr>
-        <w:t xml:space="preserve"> </w:t>
-      </w:r>
-      <w:r>
-        <w:rPr>
-          <w:b/>
-          <w:bCs/>
-          <w:spacing w:val="-2"/>
-        </w:rPr>
-        <w:t>202</w:t>
-      </w:r>
-      <w:r>
-        <w:rPr>
-          <w:b/>
-          <w:bCs/>
-          <w:spacing w:val="-2"/>
-        </w:rPr>
-        <w:t>6</w:t>
-      </w:r>
+        <w:ind w:left="567"/>
+        <w:rPr>
+          <w:noProof/>
+        </w:rPr>
+      </w:pPr>
     </w:p>
     <w:p>
       <w:pPr>
-        <w:spacing w:line="252" w:lineRule="exact"/>
-        <w:ind w:left="214"/>
-        <w:rPr>
-          <w:b/>
-          <w:bCs/>
-          <w:spacing w:val="-2"/>
+        <w:ind w:left="567"/>
+        <w:rPr>
+          <w:noProof/>
         </w:rPr>
       </w:pPr>
     </w:p>
     <w:p>
       <w:pPr>
-        <w:pStyle w:val="ListParagraph"/>
-        <w:numPr>
-          <w:ilvl w:val="0"/>
-          <w:numId w:val="7"/>
-        </w:numPr>
-        <w:spacing w:line="252" w:lineRule="exact"/>
-        <w:rPr>
-          <w:rFonts w:ascii="Arial"/>
-          <w:b/>
-          <w:bCs/>
-          <w:iCs/>
-        </w:rPr>
-      </w:pPr>
-      <w:r>
-        <w:rPr>
-          <w:rFonts w:ascii="Arial"/>
-          <w:b/>
-          <w:bCs/>
-          <w:iCs/>
-        </w:rPr>
-        <w:t>Portfolio Cabang</w:t>
-      </w:r>
+        <w:ind w:left="567"/>
+        <w:rPr>
+          <w:noProof/>
+        </w:rPr>
+      </w:pPr>
     </w:p>
     <w:p>
       <w:pPr>
-        <w:pStyle w:val="ListParagraph"/>
-        <w:spacing w:line="252" w:lineRule="exact"/>
-        <w:ind w:left="574" w:firstLine="0"/>
-        <w:rPr>
-          <w:rFonts w:ascii="Arial"/>
-          <w:b/>
-          <w:bCs/>
-          <w:iCs/>
-        </w:rPr>
-      </w:pPr>
-      <w:r>
+        <w:ind w:left="567"/>
         <w:rPr>
           <w:noProof/>
         </w:rPr>
-        <w:drawing>
-          <wp:anchor distT="0" distB="0" distL="114300" distR="114300" simplePos="0" relativeHeight="251687936" behindDoc="1" locked="0" layoutInCell="1" allowOverlap="1" wp14:anchorId="1E359285" wp14:editId="16D73C0D">
-            <wp:simplePos x="0" y="0"/>
-            <wp:positionH relativeFrom="margin">
-              <wp:align>right</wp:align>
-            </wp:positionH>
-            <wp:positionV relativeFrom="paragraph">
-              <wp:posOffset>35864</wp:posOffset>
-            </wp:positionV>
-            <wp:extent cx="5796280" cy="620201"/>
-            <wp:effectExtent l="0" t="0" r="0" b="8890"/>
-            <wp:wrapNone/>
-            <wp:docPr id="883559982" name="Picture 11"/>
-            <wp:cNvGraphicFramePr>
-              <a:graphicFrameLocks xmlns:a="http://schemas.openxmlformats.org/drawingml/2006/main" noChangeAspect="1"/>
-            </wp:cNvGraphicFramePr>
-            <a:graphic xmlns:a="http://schemas.openxmlformats.org/drawingml/2006/main">
-              <a:graphicData uri="http://schemas.openxmlformats.org/drawingml/2006/picture">
-                <pic:pic xmlns:pic="http://schemas.openxmlformats.org/drawingml/2006/picture">
-                  <pic:nvPicPr>
-                    <pic:cNvPr id="0" name="Picture 10"/>
-                    <pic:cNvPicPr>
-                      <a:picLocks noChangeAspect="1" noChangeArrowheads="1"/>
-                    </pic:cNvPicPr>
-                  </pic:nvPicPr>
-                  <pic:blipFill>
-                    <a:blip r:embed="rId12">
-                      <a:extLst>
-                        <a:ext uri="{28A0092B-C50C-407E-A947-70E740481C1C}">
-                          <a14:useLocalDpi xmlns:a14="http://schemas.microsoft.com/office/drawing/2010/main" val="0"/>
-                        </a:ext>
-                      </a:extLst>
-                    </a:blip>
-                    <a:srcRect/>
-                    <a:stretch>
-                      <a:fillRect/>
-                    </a:stretch>
-                  </pic:blipFill>
-                  <pic:spPr bwMode="auto">
-                    <a:xfrm>
-                      <a:off x="0" y="0"/>
-                      <a:ext cx="5807914" cy="621446"/>
-                    </a:xfrm>
-                    <a:prstGeom prst="rect">
-                      <a:avLst/>
-                    </a:prstGeom>
-                    <a:noFill/>
-                    <a:ln>
-                      <a:noFill/>
-                    </a:ln>
-                  </pic:spPr>
-                </pic:pic>
-              </a:graphicData>
-            </a:graphic>
-            <wp14:sizeRelH relativeFrom="margin">
-              <wp14:pctWidth>0</wp14:pctWidth>
-            </wp14:sizeRelH>
-            <wp14:sizeRelV relativeFrom="margin">
-              <wp14:pctHeight>0</wp14:pctHeight>
-            </wp14:sizeRelV>
-          </wp:anchor>
-        </w:drawing>
-      </w:r>
-    </w:p>
-    <w:p/>
-    <w:p/>
-    <w:p/>
-    <w:p>
-      <w:pPr>
-        <w:pStyle w:val="ListParagraph"/>
-        <w:numPr>
-          <w:ilvl w:val="0"/>
-          <w:numId w:val="7"/>
-        </w:numPr>
-        <w:rPr>
-          <w:rFonts w:ascii="Arial"/>
-          <w:b/>
-          <w:bCs/>
-          <w:iCs/>
-        </w:rPr>
-      </w:pPr>
-      <w:r>
-        <w:rPr>
-          <w:rFonts w:ascii="Arial"/>
-          <w:b/>
-          <w:bCs/>
-          <w:iCs/>
-        </w:rPr>
-        <w:t>Jumlah kuota LSO Mitraguna yang telah terpakai</w:t>
-      </w:r>
-    </w:p>
-    <w:p>
-      <w:pPr>
-        <w:pStyle w:val="ListParagraph"/>
-        <w:ind w:left="574" w:firstLine="0"/>
-        <w:rPr>
-          <w:rFonts w:ascii="Arial"/>
-          <w:b/>
-          <w:bCs/>
-          <w:iCs/>
-        </w:rPr>
-      </w:pPr>
-      <w:r>
-        <w:rPr>
-          <w:noProof/>
-        </w:rPr>
-        <w:drawing>
-          <wp:inline distT="0" distB="0" distL="0" distR="0" wp14:anchorId="5CCEA61F" wp14:editId="312E1384">
-            <wp:extent cx="5815946" cy="7540283"/>
-            <wp:effectExtent l="0" t="0" r="0" b="3810"/>
-            <wp:docPr id="265392142" name="Picture 6"/>
-            <wp:cNvGraphicFramePr>
-              <a:graphicFrameLocks xmlns:a="http://schemas.openxmlformats.org/drawingml/2006/main" noChangeAspect="1"/>
-            </wp:cNvGraphicFramePr>
-            <a:graphic xmlns:a="http://schemas.openxmlformats.org/drawingml/2006/main">
-              <a:graphicData uri="http://schemas.openxmlformats.org/drawingml/2006/picture">
-                <pic:pic xmlns:pic="http://schemas.openxmlformats.org/drawingml/2006/picture">
-                  <pic:nvPicPr>
-                    <pic:cNvPr id="0" name="Picture 5"/>
-                    <pic:cNvPicPr>
-                      <a:picLocks noChangeAspect="1" noChangeArrowheads="1"/>
-                    </pic:cNvPicPr>
-                  </pic:nvPicPr>
-                  <pic:blipFill>
-                    <a:blip r:embed="rId13">
-                      <a:extLst>
-                        <a:ext uri="{28A0092B-C50C-407E-A947-70E740481C1C}">
-                          <a14:useLocalDpi xmlns:a14="http://schemas.microsoft.com/office/drawing/2010/main" val="0"/>
-                        </a:ext>
-                      </a:extLst>
-                    </a:blip>
-                    <a:srcRect/>
-                    <a:stretch>
-                      <a:fillRect/>
-                    </a:stretch>
-                  </pic:blipFill>
-                  <pic:spPr bwMode="auto">
-                    <a:xfrm>
-                      <a:off x="0" y="0"/>
-                      <a:ext cx="5828530" cy="7556598"/>
-                    </a:xfrm>
-                    <a:prstGeom prst="rect">
-                      <a:avLst/>
-                    </a:prstGeom>
-                    <a:noFill/>
-                    <a:ln>
-                      <a:noFill/>
-                    </a:ln>
-                  </pic:spPr>
-                </pic:pic>
-              </a:graphicData>
-            </a:graphic>
-          </wp:inline>
-        </w:drawing>
-      </w:r>
-      <w:r>
-        <w:rPr>
-          <w:noProof/>
-          <w:sz w:val="20"/>
-          <w:szCs w:val="20"/>
-        </w:rPr>
-        <w:drawing>
-          <wp:anchor distT="0" distB="0" distL="0" distR="0" simplePos="0" relativeHeight="251674624" behindDoc="1" locked="0" layoutInCell="1" allowOverlap="1" wp14:anchorId="09DE3FB6" wp14:editId="4BFB18DA">
-            <wp:simplePos x="0" y="0"/>
-            <wp:positionH relativeFrom="rightMargin">
-              <wp:posOffset>119575</wp:posOffset>
-            </wp:positionH>
-            <wp:positionV relativeFrom="paragraph">
-              <wp:posOffset>7586149</wp:posOffset>
-            </wp:positionV>
-            <wp:extent cx="203200" cy="273050"/>
-            <wp:effectExtent l="0" t="0" r="6350" b="0"/>
-            <wp:wrapNone/>
-            <wp:docPr id="658267857" name="Image 2"/>
-            <wp:cNvGraphicFramePr>
-              <a:graphicFrameLocks xmlns:a="http://schemas.openxmlformats.org/drawingml/2006/main"/>
-            </wp:cNvGraphicFramePr>
-            <a:graphic xmlns:a="http://schemas.openxmlformats.org/drawingml/2006/main">
-              <a:graphicData uri="http://schemas.openxmlformats.org/drawingml/2006/picture">
-                <pic:pic xmlns:pic="http://schemas.openxmlformats.org/drawingml/2006/picture">
-                  <pic:nvPicPr>
-                    <pic:cNvPr id="2" name="Image 2"/>
-                    <pic:cNvPicPr/>
-                  </pic:nvPicPr>
-                  <pic:blipFill>
-                    <a:blip r:embed="rId14" cstate="print"/>
-                    <a:stretch>
-                      <a:fillRect/>
-                    </a:stretch>
-                  </pic:blipFill>
-                  <pic:spPr>
-                    <a:xfrm>
-                      <a:off x="0" y="0"/>
-                      <a:ext cx="203200" cy="273050"/>
-                    </a:xfrm>
-                    <a:prstGeom prst="rect">
-                      <a:avLst/>
-                    </a:prstGeom>
-                  </pic:spPr>
-                </pic:pic>
-              </a:graphicData>
-            </a:graphic>
-            <wp14:sizeRelH relativeFrom="margin">
-              <wp14:pctWidth>0</wp14:pctWidth>
-            </wp14:sizeRelH>
-            <wp14:sizeRelV relativeFrom="margin">
-              <wp14:pctHeight>0</wp14:pctHeight>
-            </wp14:sizeRelV>
-          </wp:anchor>
-        </w:drawing>
-      </w:r>
-    </w:p>
-    <w:p>
-      <w:pPr>
-        <w:rPr>
-          <w:rFonts w:ascii="Arial"/>
-          <w:b/>
-          <w:bCs/>
-          <w:iCs/>
-        </w:rPr>
-      </w:pPr>
-      <w:r>
-        <w:rPr>
-          <w:noProof/>
-        </w:rPr>
-        <w:drawing>
-          <wp:anchor distT="0" distB="0" distL="0" distR="0" simplePos="0" relativeHeight="251683840" behindDoc="1" locked="0" layoutInCell="1" allowOverlap="1" wp14:anchorId="3E573B44" wp14:editId="1CE03CC1">
-            <wp:simplePos x="0" y="0"/>
-            <wp:positionH relativeFrom="rightMargin">
-              <wp:posOffset>12700</wp:posOffset>
-            </wp:positionH>
-            <wp:positionV relativeFrom="paragraph">
-              <wp:posOffset>8984615</wp:posOffset>
-            </wp:positionV>
-            <wp:extent cx="203200" cy="273050"/>
-            <wp:effectExtent l="0" t="0" r="6350" b="0"/>
-            <wp:wrapNone/>
-            <wp:docPr id="1467669861" name="Image 2"/>
-            <wp:cNvGraphicFramePr>
-              <a:graphicFrameLocks xmlns:a="http://schemas.openxmlformats.org/drawingml/2006/main"/>
-            </wp:cNvGraphicFramePr>
-            <a:graphic xmlns:a="http://schemas.openxmlformats.org/drawingml/2006/main">
-              <a:graphicData uri="http://schemas.openxmlformats.org/drawingml/2006/picture">
-                <pic:pic xmlns:pic="http://schemas.openxmlformats.org/drawingml/2006/picture">
-                  <pic:nvPicPr>
-                    <pic:cNvPr id="2" name="Image 2"/>
-                    <pic:cNvPicPr/>
-                  </pic:nvPicPr>
-                  <pic:blipFill>
-                    <a:blip r:embed="rId14" cstate="print"/>
-                    <a:stretch>
-                      <a:fillRect/>
-                    </a:stretch>
-                  </pic:blipFill>
-                  <pic:spPr>
-                    <a:xfrm>
-                      <a:off x="0" y="0"/>
-                      <a:ext cx="203200" cy="273050"/>
-                    </a:xfrm>
-                    <a:prstGeom prst="rect">
-                      <a:avLst/>
-                    </a:prstGeom>
-                  </pic:spPr>
-                </pic:pic>
-              </a:graphicData>
-            </a:graphic>
-            <wp14:sizeRelH relativeFrom="margin">
-              <wp14:pctWidth>0</wp14:pctWidth>
-            </wp14:sizeRelH>
-            <wp14:sizeRelV relativeFrom="margin">
-              <wp14:pctHeight>0</wp14:pctHeight>
-            </wp14:sizeRelV>
-          </wp:anchor>
-        </w:drawing>
-      </w:r>
-    </w:p>
-    <w:p>
-      <w:pPr>
-        <w:pStyle w:val="ListParagraph"/>
-        <w:ind w:left="574" w:firstLine="0"/>
-        <w:rPr>
-          <w:noProof/>
-        </w:rPr>
-      </w:pPr>
-      <w:r>
-        <w:rPr>
-          <w:noProof/>
-        </w:rPr>
-        <w:lastRenderedPageBreak/>
-        <w:drawing>
-          <wp:inline distT="0" distB="0" distL="0" distR="0" wp14:anchorId="6FFE6127" wp14:editId="373909FC">
-            <wp:extent cx="5829935" cy="8876714"/>
-            <wp:effectExtent l="0" t="0" r="0" b="635"/>
-            <wp:docPr id="164050202" name="Picture 4"/>
-            <wp:cNvGraphicFramePr>
-              <a:graphicFrameLocks xmlns:a="http://schemas.openxmlformats.org/drawingml/2006/main" noChangeAspect="1"/>
-            </wp:cNvGraphicFramePr>
-            <a:graphic xmlns:a="http://schemas.openxmlformats.org/drawingml/2006/main">
-              <a:graphicData uri="http://schemas.openxmlformats.org/drawingml/2006/picture">
-                <pic:pic xmlns:pic="http://schemas.openxmlformats.org/drawingml/2006/picture">
-                  <pic:nvPicPr>
-                    <pic:cNvPr id="0" name="Picture 3"/>
-                    <pic:cNvPicPr>
-                      <a:picLocks noChangeAspect="1" noChangeArrowheads="1"/>
-                    </pic:cNvPicPr>
-                  </pic:nvPicPr>
-                  <pic:blipFill>
-                    <a:blip r:embed="rId15">
-                      <a:extLst>
-                        <a:ext uri="{28A0092B-C50C-407E-A947-70E740481C1C}">
-                          <a14:useLocalDpi xmlns:a14="http://schemas.microsoft.com/office/drawing/2010/main" val="0"/>
-                        </a:ext>
-                      </a:extLst>
-                    </a:blip>
-                    <a:srcRect/>
-                    <a:stretch>
-                      <a:fillRect/>
-                    </a:stretch>
-                  </pic:blipFill>
-                  <pic:spPr bwMode="auto">
-                    <a:xfrm>
-                      <a:off x="0" y="0"/>
-                      <a:ext cx="5849311" cy="8906216"/>
-                    </a:xfrm>
-                    <a:prstGeom prst="rect">
-                      <a:avLst/>
-                    </a:prstGeom>
-                    <a:noFill/>
-                    <a:ln>
-                      <a:noFill/>
-                    </a:ln>
-                  </pic:spPr>
-                </pic:pic>
-              </a:graphicData>
-            </a:graphic>
-          </wp:inline>
-        </w:drawing>
-      </w:r>
-    </w:p>
-    <w:p>
-      <w:pPr>
-        <w:ind w:left="567"/>
-        <w:rPr>
-          <w:noProof/>
-        </w:rPr>
-      </w:pPr>
-      <w:r>
-        <w:rPr>
-          <w:noProof/>
-          <w:sz w:val="20"/>
-          <w:szCs w:val="20"/>
-        </w:rPr>
-        <w:drawing>
-          <wp:anchor distT="0" distB="0" distL="0" distR="0" simplePos="0" relativeHeight="251686912" behindDoc="1" locked="0" layoutInCell="1" allowOverlap="1" wp14:anchorId="6BE946C3" wp14:editId="3971E122">
-            <wp:simplePos x="0" y="0"/>
-            <wp:positionH relativeFrom="margin">
-              <wp:posOffset>6091472</wp:posOffset>
-            </wp:positionH>
-            <wp:positionV relativeFrom="paragraph">
-              <wp:posOffset>128740</wp:posOffset>
-            </wp:positionV>
-            <wp:extent cx="203200" cy="273050"/>
-            <wp:effectExtent l="0" t="0" r="6350" b="0"/>
-            <wp:wrapNone/>
-            <wp:docPr id="840452237" name="Image 2"/>
-            <wp:cNvGraphicFramePr>
-              <a:graphicFrameLocks xmlns:a="http://schemas.openxmlformats.org/drawingml/2006/main"/>
-            </wp:cNvGraphicFramePr>
-            <a:graphic xmlns:a="http://schemas.openxmlformats.org/drawingml/2006/main">
-              <a:graphicData uri="http://schemas.openxmlformats.org/drawingml/2006/picture">
-                <pic:pic xmlns:pic="http://schemas.openxmlformats.org/drawingml/2006/picture">
-                  <pic:nvPicPr>
-                    <pic:cNvPr id="2" name="Image 2"/>
-                    <pic:cNvPicPr/>
-                  </pic:nvPicPr>
-                  <pic:blipFill>
-                    <a:blip r:embed="rId14" cstate="print"/>
-                    <a:stretch>
-                      <a:fillRect/>
-                    </a:stretch>
-                  </pic:blipFill>
-                  <pic:spPr>
-                    <a:xfrm>
-                      <a:off x="0" y="0"/>
-                      <a:ext cx="203200" cy="273050"/>
-                    </a:xfrm>
-                    <a:prstGeom prst="rect">
-                      <a:avLst/>
-                    </a:prstGeom>
-                  </pic:spPr>
-                </pic:pic>
-              </a:graphicData>
-            </a:graphic>
-            <wp14:sizeRelH relativeFrom="margin">
-              <wp14:pctWidth>0</wp14:pctWidth>
-            </wp14:sizeRelH>
-            <wp14:sizeRelV relativeFrom="margin">
-              <wp14:pctHeight>0</wp14:pctHeight>
-            </wp14:sizeRelV>
-          </wp:anchor>
-        </w:drawing>
-      </w:r>
-    </w:p>
-    <w:p>
-      <w:pPr>
-        <w:ind w:left="567"/>
-        <w:rPr>
-          <w:noProof/>
-        </w:rPr>
-      </w:pPr>
-    </w:p>
-    <w:p>
-      <w:pPr>
-        <w:ind w:left="567"/>
-        <w:rPr>
-          <w:noProof/>
-        </w:rPr>
-      </w:pPr>
-    </w:p>
-    <w:p>
-      <w:pPr>
-        <w:ind w:left="567"/>
-        <w:rPr>
-          <w:noProof/>
-        </w:rPr>
-      </w:pPr>
-      <w:r>
-        <w:rPr>
-          <w:noProof/>
-        </w:rPr>
-        <w:lastRenderedPageBreak/>
-        <w:drawing>
-          <wp:inline distT="0" distB="0" distL="0" distR="0" wp14:anchorId="295635A0" wp14:editId="7D932535">
-            <wp:extent cx="5899785" cy="1288112"/>
-            <wp:effectExtent l="0" t="0" r="5715" b="7620"/>
-            <wp:docPr id="478282842" name="Picture 12"/>
-            <wp:cNvGraphicFramePr>
-              <a:graphicFrameLocks xmlns:a="http://schemas.openxmlformats.org/drawingml/2006/main" noChangeAspect="1"/>
-            </wp:cNvGraphicFramePr>
-            <a:graphic xmlns:a="http://schemas.openxmlformats.org/drawingml/2006/main">
-              <a:graphicData uri="http://schemas.openxmlformats.org/drawingml/2006/picture">
-                <pic:pic xmlns:pic="http://schemas.openxmlformats.org/drawingml/2006/picture">
-                  <pic:nvPicPr>
-                    <pic:cNvPr id="0" name="Picture 11"/>
-                    <pic:cNvPicPr>
-                      <a:picLocks noChangeAspect="1" noChangeArrowheads="1"/>
-                    </pic:cNvPicPr>
-                  </pic:nvPicPr>
-                  <pic:blipFill>
-                    <a:blip r:embed="rId16">
-                      <a:extLst>
-                        <a:ext uri="{28A0092B-C50C-407E-A947-70E740481C1C}">
-                          <a14:useLocalDpi xmlns:a14="http://schemas.microsoft.com/office/drawing/2010/main" val="0"/>
-                        </a:ext>
-                      </a:extLst>
-                    </a:blip>
-                    <a:srcRect/>
-                    <a:stretch>
-                      <a:fillRect/>
-                    </a:stretch>
-                  </pic:blipFill>
-                  <pic:spPr bwMode="auto">
-                    <a:xfrm>
-                      <a:off x="0" y="0"/>
-                      <a:ext cx="5944682" cy="1297915"/>
-                    </a:xfrm>
-                    <a:prstGeom prst="rect">
-                      <a:avLst/>
-                    </a:prstGeom>
-                    <a:noFill/>
-                    <a:ln>
-                      <a:noFill/>
-                    </a:ln>
-                  </pic:spPr>
-                </pic:pic>
-              </a:graphicData>
-            </a:graphic>
-          </wp:inline>
-        </w:drawing>
-      </w:r>
+      </w:pPr>
     </w:p>
     <w:p>
       <w:pPr>
@@ -4022,7 +3387,7 @@
                     </pic:cNvPicPr>
                   </pic:nvPicPr>
                   <pic:blipFill>
-                    <a:blip r:embed="rId17">
+                    <a:blip r:embed="rId12">
                       <a:extLst>
                         <a:ext uri="{28A0092B-C50C-407E-A947-70E740481C1C}">
                           <a14:useLocalDpi xmlns:a14="http://schemas.microsoft.com/office/drawing/2010/main" val="0"/>
@@ -4083,7 +3448,7 @@
                     <pic:cNvPicPr/>
                   </pic:nvPicPr>
                   <pic:blipFill>
-                    <a:blip r:embed="rId14" cstate="print"/>
+                    <a:blip r:embed="rId13" cstate="print"/>
                     <a:stretch>
                       <a:fillRect/>
                     </a:stretch>
@@ -4393,7 +3758,7 @@
           <wp:extent cx="1637495" cy="467025"/>
           <wp:effectExtent l="0" t="0" r="0" b="0"/>
           <wp:wrapNone/>
-          <wp:docPr id="1868241804" name="Image 4"/>
+          <wp:docPr id="814605979" name="Image 4"/>
           <wp:cNvGraphicFramePr>
             <a:graphicFrameLocks xmlns:a="http://schemas.openxmlformats.org/drawingml/2006/main"/>
           </wp:cNvGraphicFramePr>
@@ -4887,6 +4252,155 @@
     </w:lvl>
   </w:abstractNum>
   <w:abstractNum w:abstractNumId="4" w15:restartNumberingAfterBreak="0">
+    <w:nsid w:val="52FD6808"/>
+    <w:multiLevelType w:val="multilevel"/>
+    <w:tmpl w:val="6AF0DFC8"/>
+    <w:lvl w:ilvl="0">
+      <w:start w:val="1"/>
+      <w:numFmt w:val="bullet"/>
+      <w:lvlText w:val=""/>
+      <w:lvlJc w:val="left"/>
+      <w:pPr>
+        <w:tabs>
+          <w:tab w:val="num" w:pos="720"/>
+        </w:tabs>
+        <w:ind w:left="720" w:hanging="360"/>
+      </w:pPr>
+      <w:rPr>
+        <w:rFonts w:ascii="Symbol" w:hAnsi="Symbol" w:hint="default"/>
+        <w:sz w:val="20"/>
+      </w:rPr>
+    </w:lvl>
+    <w:lvl w:ilvl="1" w:tentative="1">
+      <w:start w:val="1"/>
+      <w:numFmt w:val="bullet"/>
+      <w:lvlText w:val="o"/>
+      <w:lvlJc w:val="left"/>
+      <w:pPr>
+        <w:tabs>
+          <w:tab w:val="num" w:pos="1440"/>
+        </w:tabs>
+        <w:ind w:left="1440" w:hanging="360"/>
+      </w:pPr>
+      <w:rPr>
+        <w:rFonts w:ascii="Courier New" w:hAnsi="Courier New" w:hint="default"/>
+        <w:sz w:val="20"/>
+      </w:rPr>
+    </w:lvl>
+    <w:lvl w:ilvl="2" w:tentative="1">
+      <w:start w:val="1"/>
+      <w:numFmt w:val="bullet"/>
+      <w:lvlText w:val=""/>
+      <w:lvlJc w:val="left"/>
+      <w:pPr>
+        <w:tabs>
+          <w:tab w:val="num" w:pos="2160"/>
+        </w:tabs>
+        <w:ind w:left="2160" w:hanging="360"/>
+      </w:pPr>
+      <w:rPr>
+        <w:rFonts w:ascii="Wingdings" w:hAnsi="Wingdings" w:hint="default"/>
+        <w:sz w:val="20"/>
+      </w:rPr>
+    </w:lvl>
+    <w:lvl w:ilvl="3" w:tentative="1">
+      <w:start w:val="1"/>
+      <w:numFmt w:val="bullet"/>
+      <w:lvlText w:val=""/>
+      <w:lvlJc w:val="left"/>
+      <w:pPr>
+        <w:tabs>
+          <w:tab w:val="num" w:pos="2880"/>
+        </w:tabs>
+        <w:ind w:left="2880" w:hanging="360"/>
+      </w:pPr>
+      <w:rPr>
+        <w:rFonts w:ascii="Wingdings" w:hAnsi="Wingdings" w:hint="default"/>
+        <w:sz w:val="20"/>
+      </w:rPr>
+    </w:lvl>
+    <w:lvl w:ilvl="4" w:tentative="1">
+      <w:start w:val="1"/>
+      <w:numFmt w:val="bullet"/>
+      <w:lvlText w:val=""/>
+      <w:lvlJc w:val="left"/>
+      <w:pPr>
+        <w:tabs>
+          <w:tab w:val="num" w:pos="3600"/>
+        </w:tabs>
+        <w:ind w:left="3600" w:hanging="360"/>
+      </w:pPr>
+      <w:rPr>
+        <w:rFonts w:ascii="Wingdings" w:hAnsi="Wingdings" w:hint="default"/>
+        <w:sz w:val="20"/>
+      </w:rPr>
+    </w:lvl>
+    <w:lvl w:ilvl="5" w:tentative="1">
+      <w:start w:val="1"/>
+      <w:numFmt w:val="bullet"/>
+      <w:lvlText w:val=""/>
+      <w:lvlJc w:val="left"/>
+      <w:pPr>
+        <w:tabs>
+          <w:tab w:val="num" w:pos="4320"/>
+        </w:tabs>
+        <w:ind w:left="4320" w:hanging="360"/>
+      </w:pPr>
+      <w:rPr>
+        <w:rFonts w:ascii="Wingdings" w:hAnsi="Wingdings" w:hint="default"/>
+        <w:sz w:val="20"/>
+      </w:rPr>
+    </w:lvl>
+    <w:lvl w:ilvl="6" w:tentative="1">
+      <w:start w:val="1"/>
+      <w:numFmt w:val="bullet"/>
+      <w:lvlText w:val=""/>
+      <w:lvlJc w:val="left"/>
+      <w:pPr>
+        <w:tabs>
+          <w:tab w:val="num" w:pos="5040"/>
+        </w:tabs>
+        <w:ind w:left="5040" w:hanging="360"/>
+      </w:pPr>
+      <w:rPr>
+        <w:rFonts w:ascii="Wingdings" w:hAnsi="Wingdings" w:hint="default"/>
+        <w:sz w:val="20"/>
+      </w:rPr>
+    </w:lvl>
+    <w:lvl w:ilvl="7" w:tentative="1">
+      <w:start w:val="1"/>
+      <w:numFmt w:val="bullet"/>
+      <w:lvlText w:val=""/>
+      <w:lvlJc w:val="left"/>
+      <w:pPr>
+        <w:tabs>
+          <w:tab w:val="num" w:pos="5760"/>
+        </w:tabs>
+        <w:ind w:left="5760" w:hanging="360"/>
+      </w:pPr>
+      <w:rPr>
+        <w:rFonts w:ascii="Wingdings" w:hAnsi="Wingdings" w:hint="default"/>
+        <w:sz w:val="20"/>
+      </w:rPr>
+    </w:lvl>
+    <w:lvl w:ilvl="8" w:tentative="1">
+      <w:start w:val="1"/>
+      <w:numFmt w:val="bullet"/>
+      <w:lvlText w:val=""/>
+      <w:lvlJc w:val="left"/>
+      <w:pPr>
+        <w:tabs>
+          <w:tab w:val="num" w:pos="6480"/>
+        </w:tabs>
+        <w:ind w:left="6480" w:hanging="360"/>
+      </w:pPr>
+      <w:rPr>
+        <w:rFonts w:ascii="Wingdings" w:hAnsi="Wingdings" w:hint="default"/>
+        <w:sz w:val="20"/>
+      </w:rPr>
+    </w:lvl>
+  </w:abstractNum>
+  <w:abstractNum w:abstractNumId="5" w15:restartNumberingAfterBreak="0">
     <w:nsid w:val="6091689B"/>
     <w:multiLevelType w:val="hybridMultilevel"/>
     <w:tmpl w:val="A242278E"/>
@@ -4999,7 +4513,7 @@
       </w:rPr>
     </w:lvl>
   </w:abstractNum>
-  <w:abstractNum w:abstractNumId="5" w15:restartNumberingAfterBreak="0">
+  <w:abstractNum w:abstractNumId="6" w15:restartNumberingAfterBreak="0">
     <w:nsid w:val="6810058A"/>
     <w:multiLevelType w:val="hybridMultilevel"/>
     <w:tmpl w:val="448031E2"/>
@@ -5112,7 +4626,7 @@
       </w:rPr>
     </w:lvl>
   </w:abstractNum>
-  <w:abstractNum w:abstractNumId="6" w15:restartNumberingAfterBreak="0">
+  <w:abstractNum w:abstractNumId="7" w15:restartNumberingAfterBreak="0">
     <w:nsid w:val="7A7E7C31"/>
     <w:multiLevelType w:val="hybridMultilevel"/>
     <w:tmpl w:val="8F5C229E"/>
@@ -5208,16 +4722,19 @@
     <w:abstractNumId w:val="0"/>
   </w:num>
   <w:num w:numId="4" w16cid:durableId="1635910398">
+    <w:abstractNumId w:val="6"/>
+  </w:num>
+  <w:num w:numId="5" w16cid:durableId="2046176043">
     <w:abstractNumId w:val="5"/>
   </w:num>
-  <w:num w:numId="5" w16cid:durableId="2046176043">
-    <w:abstractNumId w:val="4"/>
-  </w:num>
   <w:num w:numId="6" w16cid:durableId="26294225">
-    <w:abstractNumId w:val="6"/>
+    <w:abstractNumId w:val="7"/>
   </w:num>
   <w:num w:numId="7" w16cid:durableId="798034535">
     <w:abstractNumId w:val="3"/>
+  </w:num>
+  <w:num w:numId="8" w16cid:durableId="1007950864">
+    <w:abstractNumId w:val="4"/>
   </w:num>
 </w:numbering>
 </file>
@@ -5770,6 +5287,19 @@
       </w:tblBorders>
     </w:tblPr>
   </w:style>
+  <w:style w:type="paragraph" w:styleId="NormalWeb">
+    <w:name w:val="Normal (Web)"/>
+    <w:basedOn w:val="Normal"/>
+    <w:uiPriority w:val="99"/>
+    <w:semiHidden/>
+    <w:unhideWhenUsed/>
+    <w:rsid w:val="005A3C32"/>
+    <w:rPr>
+      <w:rFonts w:ascii="Times New Roman" w:hAnsi="Times New Roman" w:cs="Times New Roman"/>
+      <w:sz w:val="24"/>
+      <w:szCs w:val="24"/>
+    </w:rPr>
+  </w:style>
 </w:styles>
 </file>
 
